--- a/legislation/military-service-retirement-bridge/03-jlc-one-page-brief.docx
+++ b/legislation/military-service-retirement-bridge/03-jlc-one-page-brief.docx
@@ -59,19 +59,23 @@
           <w:i w:val="0"/>
           <w:strike w:val="0"/>
         </w:rPr>
-        <w:t xml:space="preserve"> — not to raise the pension check.</w:t>
+        <w:t xml:space="preserve"> — never to raise the pension check. An </w:t>
       </w:r>
-    </w:p>
-    <w:p>
-      <w:pPr>
-        <w:jc w:val="center"/>
-      </w:pPr>
       <w:r>
         <w:rPr>
-          <w:color w:val="909090"/>
-          <w:sz w:val="18"/>
+          <w:b/>
+          <w:i w:val="0"/>
+          <w:strike w:val="0"/>
         </w:rPr>
-        <w:t>* * *</w:t>
+        <w:t>eligibility benefit, not a pension-accrual benefit</w:t>
+      </w:r>
+      <w:r>
+        <w:rPr>
+          <w:b w:val="0"/>
+          <w:i w:val="0"/>
+          <w:strike w:val="0"/>
+        </w:rPr>
+        <w:t>: it lets a veteran who has already given Virginia a full career finish sooner.</w:t>
       </w:r>
     </w:p>
     <w:p>
@@ -94,7 +98,7 @@
           <w:i w:val="0"/>
           <w:strike w:val="0"/>
         </w:rPr>
-        <w:t xml:space="preserve">A veteran hired into Virginia service today has </w:t>
+        <w:t xml:space="preserve">A veteran hired into Virginia service has </w:t>
       </w:r>
       <w:r>
         <w:rPr>
@@ -110,7 +114,7 @@
           <w:i w:val="0"/>
           <w:strike w:val="0"/>
         </w:rPr>
-        <w:t xml:space="preserve"> to buy up to four years of active duty military service at approximate normal cost (12.50% of salary per year for Plan 1, 10.74% for Plan 2). After that window closes, the same four years can still be bought — but at </w:t>
+        <w:t xml:space="preserve"> to buy up to four years of active duty military service at approximate normal cost (12.50% of pay per year in Plan 1, 10.74% in Plan 2). After that the same four years cost </w:t>
       </w:r>
       <w:r>
         <w:rPr>
@@ -126,47 +130,15 @@
           <w:i w:val="0"/>
           <w:strike w:val="0"/>
         </w:rPr>
-        <w:t>, which for a mid-career or late-career employee is several times higher and routinely runs into tens of thousands of dollars.</w:t>
+        <w:t xml:space="preserve"> — routinely tens of thousands of dollars. So the benefit is priced for people who do not yet know they need it, and the 52-year-old three years short of an unreduced retirement is exactly who current law prices out. </w:t>
       </w:r>
-    </w:p>
-    <w:p>
-      <w:r>
-        <w:rPr>
-          <w:b w:val="0"/>
-          <w:i w:val="0"/>
-          <w:strike w:val="0"/>
-        </w:rPr>
-        <w:t>The practical result: the benefit is priced for people who do not yet know they need it. A 26-year-old new hire rarely has the cash or the reason to buy service credit in year one. The 52-year-old with 27 years in — who now sits three years short of an unreduced retirement and knows exactly what those three years are worth — is the one who needs it, and that is precisely the person current law prices out.</w:t>
-      </w:r>
-    </w:p>
-    <w:p>
       <w:r>
         <w:rPr>
           <w:b/>
           <w:i w:val="0"/>
           <w:strike w:val="0"/>
         </w:rPr>
-        <w:t>Nothing in current law bridges that gap.</w:t>
-      </w:r>
-      <w:r>
-        <w:rPr>
-          <w:b w:val="0"/>
-          <w:i w:val="0"/>
-          <w:strike w:val="0"/>
-        </w:rPr>
-        <w:t xml:space="preserve"> The 24-month window is a pricing cliff with no second door.</w:t>
-      </w:r>
-    </w:p>
-    <w:p>
-      <w:pPr>
-        <w:jc w:val="center"/>
-      </w:pPr>
-      <w:r>
-        <w:rPr>
-          <w:color w:val="909090"/>
-          <w:sz w:val="18"/>
-        </w:rPr>
-        <w:t>* * *</w:t>
+        <w:t>The 24-month window is a pricing cliff with no second door.</w:t>
       </w:r>
     </w:p>
     <w:p>
@@ -182,249 +154,95 @@
         <w:t>What the proposal does</w:t>
       </w:r>
     </w:p>
-    <w:tbl>
-      <w:tblPr>
-        <w:tblStyle w:val="TableGrid"/>
-        <w:tblW w:type="auto" w:w="0"/>
-        <w:tblLook w:firstColumn="1" w:firstRow="1" w:lastColumn="0" w:lastRow="0" w:noHBand="0" w:noVBand="1" w:val="04A0"/>
-      </w:tblPr>
-      <w:tblGrid>
-        <w:gridCol w:w="2880"/>
-        <w:gridCol w:w="2880"/>
-        <w:gridCol w:w="2880"/>
-      </w:tblGrid>
-      <w:tr>
-        <w:tc>
-          <w:tcPr>
-            <w:tcW w:type="dxa" w:w="2880"/>
-          </w:tcPr>
-          <w:p/>
-        </w:tc>
-        <w:tc>
-          <w:tcPr>
-            <w:tcW w:type="dxa" w:w="2880"/>
-          </w:tcPr>
-          <w:p>
-            <w:r>
-              <w:rPr>
-                <w:b/>
-                <w:i w:val="0"/>
-                <w:strike w:val="0"/>
-              </w:rPr>
-              <w:t>Existing right (unchanged)</w:t>
-            </w:r>
-          </w:p>
-        </w:tc>
-        <w:tc>
-          <w:tcPr>
-            <w:tcW w:type="dxa" w:w="2880"/>
-          </w:tcPr>
-          <w:p>
-            <w:r>
-              <w:rPr>
-                <w:b/>
-                <w:i w:val="0"/>
-                <w:strike w:val="0"/>
-              </w:rPr>
-              <w:t>New Military Service Retirement Bridge</w:t>
-            </w:r>
-          </w:p>
-        </w:tc>
-      </w:tr>
-      <w:tr>
-        <w:tc>
-          <w:tcPr>
-            <w:tcW w:type="dxa" w:w="2880"/>
-          </w:tcPr>
-          <w:p>
-            <w:r>
-              <w:rPr>
-                <w:b w:val="0"/>
-                <w:i w:val="0"/>
-                <w:strike w:val="0"/>
-              </w:rPr>
-              <w:t>When</w:t>
-            </w:r>
-          </w:p>
-        </w:tc>
-        <w:tc>
-          <w:tcPr>
-            <w:tcW w:type="dxa" w:w="2880"/>
-          </w:tcPr>
-          <w:p>
-            <w:r>
-              <w:rPr>
-                <w:b w:val="0"/>
-                <w:i w:val="0"/>
-                <w:strike w:val="0"/>
-              </w:rPr>
-              <w:t>First 24 months after hire</w:t>
-            </w:r>
-          </w:p>
-        </w:tc>
-        <w:tc>
-          <w:tcPr>
-            <w:tcW w:type="dxa" w:w="2880"/>
-          </w:tcPr>
-          <w:p>
-            <w:r>
-              <w:rPr>
-                <w:b w:val="0"/>
-                <w:i w:val="0"/>
-                <w:strike w:val="0"/>
-              </w:rPr>
-              <w:t>Any time after, once vested (5 years)</w:t>
-            </w:r>
-          </w:p>
-        </w:tc>
-      </w:tr>
-      <w:tr>
-        <w:tc>
-          <w:tcPr>
-            <w:tcW w:type="dxa" w:w="2880"/>
-          </w:tcPr>
-          <w:p>
-            <w:r>
-              <w:rPr>
-                <w:b w:val="0"/>
-                <w:i w:val="0"/>
-                <w:strike w:val="0"/>
-              </w:rPr>
-              <w:t>Price</w:t>
-            </w:r>
-          </w:p>
-        </w:tc>
-        <w:tc>
-          <w:tcPr>
-            <w:tcW w:type="dxa" w:w="2880"/>
-          </w:tcPr>
-          <w:p>
-            <w:r>
-              <w:rPr>
-                <w:b w:val="0"/>
-                <w:i w:val="0"/>
-                <w:strike w:val="0"/>
-              </w:rPr>
-              <w:t>Approximate normal cost</w:t>
-            </w:r>
-          </w:p>
-        </w:tc>
-        <w:tc>
-          <w:tcPr>
-            <w:tcW w:type="dxa" w:w="2880"/>
-          </w:tcPr>
-          <w:p>
-            <w:r>
-              <w:rPr>
-                <w:b/>
-                <w:i w:val="0"/>
-                <w:strike w:val="0"/>
-              </w:rPr>
-              <w:t>Same approximate normal cost</w:t>
-            </w:r>
-          </w:p>
-        </w:tc>
-      </w:tr>
-      <w:tr>
-        <w:tc>
-          <w:tcPr>
-            <w:tcW w:type="dxa" w:w="2880"/>
-          </w:tcPr>
-          <w:p>
-            <w:r>
-              <w:rPr>
-                <w:b w:val="0"/>
-                <w:i w:val="0"/>
-                <w:strike w:val="0"/>
-              </w:rPr>
-              <w:t>What you get</w:t>
-            </w:r>
-          </w:p>
-        </w:tc>
-        <w:tc>
-          <w:tcPr>
-            <w:tcW w:type="dxa" w:w="2880"/>
-          </w:tcPr>
-          <w:p>
-            <w:r>
-              <w:rPr>
-                <w:b w:val="0"/>
-                <w:i w:val="0"/>
-                <w:strike w:val="0"/>
-              </w:rPr>
-              <w:t>Full service credit — counts for everything</w:t>
-            </w:r>
-          </w:p>
-        </w:tc>
-        <w:tc>
-          <w:tcPr>
-            <w:tcW w:type="dxa" w:w="2880"/>
-          </w:tcPr>
-          <w:p>
-            <w:r>
-              <w:rPr>
-                <w:b/>
-                <w:i w:val="0"/>
-                <w:strike w:val="0"/>
-              </w:rPr>
-              <w:t>Retirement eligibility only</w:t>
-            </w:r>
-          </w:p>
-        </w:tc>
-      </w:tr>
-      <w:tr>
-        <w:tc>
-          <w:tcPr>
-            <w:tcW w:type="dxa" w:w="2880"/>
-          </w:tcPr>
-          <w:p>
-            <w:r>
-              <w:rPr>
-                <w:b w:val="0"/>
-                <w:i w:val="0"/>
-                <w:strike w:val="0"/>
-              </w:rPr>
-              <w:t>Raises your monthly pension?</w:t>
-            </w:r>
-          </w:p>
-        </w:tc>
-        <w:tc>
-          <w:tcPr>
-            <w:tcW w:type="dxa" w:w="2880"/>
-          </w:tcPr>
-          <w:p>
-            <w:r>
-              <w:rPr>
-                <w:b w:val="0"/>
-                <w:i w:val="0"/>
-                <w:strike w:val="0"/>
-              </w:rPr>
-              <w:t>Yes</w:t>
-            </w:r>
-          </w:p>
-        </w:tc>
-        <w:tc>
-          <w:tcPr>
-            <w:tcW w:type="dxa" w:w="2880"/>
-          </w:tcPr>
-          <w:p>
-            <w:r>
-              <w:rPr>
-                <w:b/>
-                <w:i w:val="0"/>
-                <w:strike w:val="0"/>
-              </w:rPr>
-              <w:t>No</w:t>
-            </w:r>
-          </w:p>
-        </w:tc>
-      </w:tr>
-    </w:tbl>
-    <w:p/>
     <w:p>
-      <w:pPr>
-        <w:pStyle w:val="ListBullet"/>
-      </w:pPr>
+      <w:r>
+        <w:rPr>
+          <w:b w:val="0"/>
+          <w:i w:val="0"/>
+          <w:strike w:val="0"/>
+        </w:rPr>
+        <w:t xml:space="preserve">The existing right is untouched: first 24 months after hire, approximate normal cost, full service credit that </w:t>
+      </w:r>
+      <w:r>
+        <w:rPr>
+          <w:b/>
+          <w:i w:val="0"/>
+          <w:strike w:val="0"/>
+        </w:rPr>
+        <w:t>does</w:t>
+      </w:r>
+      <w:r>
+        <w:rPr>
+          <w:b w:val="0"/>
+          <w:i w:val="0"/>
+          <w:strike w:val="0"/>
+        </w:rPr>
+        <w:t xml:space="preserve"> raise your pension. The new bridge is available </w:t>
+      </w:r>
+      <w:r>
+        <w:rPr>
+          <w:b/>
+          <w:i w:val="0"/>
+          <w:strike w:val="0"/>
+        </w:rPr>
+        <w:t>any time after, once vested</w:t>
+      </w:r>
+      <w:r>
+        <w:rPr>
+          <w:b w:val="0"/>
+          <w:i w:val="0"/>
+          <w:strike w:val="0"/>
+        </w:rPr>
+        <w:t xml:space="preserve">, at the </w:t>
+      </w:r>
+      <w:r>
+        <w:rPr>
+          <w:b/>
+          <w:i w:val="0"/>
+          <w:strike w:val="0"/>
+        </w:rPr>
+        <w:t>same price</w:t>
+      </w:r>
+      <w:r>
+        <w:rPr>
+          <w:b w:val="0"/>
+          <w:i w:val="0"/>
+          <w:strike w:val="0"/>
+        </w:rPr>
+        <w:t xml:space="preserve">, and buys </w:t>
+      </w:r>
+      <w:r>
+        <w:rPr>
+          <w:b/>
+          <w:i w:val="0"/>
+          <w:strike w:val="0"/>
+        </w:rPr>
+        <w:t>eligibility only</w:t>
+      </w:r>
+      <w:r>
+        <w:rPr>
+          <w:b w:val="0"/>
+          <w:i w:val="0"/>
+          <w:strike w:val="0"/>
+        </w:rPr>
+        <w:t xml:space="preserve"> — it adds </w:t>
+      </w:r>
+      <w:r>
+        <w:rPr>
+          <w:b/>
+          <w:i w:val="0"/>
+          <w:strike w:val="0"/>
+        </w:rPr>
+        <w:t>nothing</w:t>
+      </w:r>
+      <w:r>
+        <w:rPr>
+          <w:b w:val="0"/>
+          <w:i w:val="0"/>
+          <w:strike w:val="0"/>
+        </w:rPr>
+        <w:t xml:space="preserve"> to the benefit formula. </w:t>
+      </w:r>
       <w:r>
         <w:rPr>
           <w:b/>
@@ -439,13 +257,8 @@
           <w:i w:val="0"/>
           <w:strike w:val="0"/>
         </w:rPr>
-        <w:t xml:space="preserve"> bridge years count toward the 30-year requirement for unreduced retirement at age 50 or later.</w:t>
+        <w:t xml:space="preserve"> bridge years count toward the 30-year requirement for unreduced retirement at 50 or later. </w:t>
       </w:r>
-    </w:p>
-    <w:p>
-      <w:pPr>
-        <w:pStyle w:val="ListBullet"/>
-      </w:pPr>
       <w:r>
         <w:rPr>
           <w:b/>
@@ -460,7 +273,7 @@
           <w:i w:val="0"/>
           <w:strike w:val="0"/>
         </w:rPr>
-        <w:t xml:space="preserve"> bridge years count one-for-one toward the Rule of 90. </w:t>
+        <w:t xml:space="preserve"> one-for-one toward the Rule of 90 — </w:t>
       </w:r>
       <w:r>
         <w:rPr>
@@ -468,28 +281,7 @@
           <w:i/>
           <w:strike w:val="0"/>
         </w:rPr>
-        <w:t>Example: age 58 + 28 years of service + 4 bridge years = 90.</w:t>
-      </w:r>
-    </w:p>
-    <w:p>
-      <w:pPr>
-        <w:pStyle w:val="ListBullet"/>
-      </w:pPr>
-      <w:r>
-        <w:rPr>
-          <w:b w:val="0"/>
-          <w:i w:val="0"/>
-          <w:strike w:val="0"/>
-        </w:rPr>
-        <w:t xml:space="preserve">Capped at the </w:t>
-      </w:r>
-      <w:r>
-        <w:rPr>
-          <w:b/>
-          <w:i w:val="0"/>
-          <w:strike w:val="0"/>
-        </w:rPr>
-        <w:t>amount needed to reach the threshold</w:t>
+        <w:t>age 58 + 28 years + 4 bridge years = 90.</w:t>
       </w:r>
       <w:r>
         <w:rPr>
@@ -497,20 +289,7 @@
           <w:i w:val="0"/>
           <w:strike w:val="0"/>
         </w:rPr>
-        <w:t xml:space="preserve"> — never more. Once you qualify, you cannot buy more.</w:t>
-      </w:r>
-    </w:p>
-    <w:p>
-      <w:pPr>
-        <w:pStyle w:val="ListBullet"/>
-      </w:pPr>
-      <w:r>
-        <w:rPr>
-          <w:b w:val="0"/>
-          <w:i w:val="0"/>
-          <w:strike w:val="0"/>
-        </w:rPr>
-        <w:t xml:space="preserve">Stays inside the existing </w:t>
+        <w:t xml:space="preserve"> Capped at the shortfall and at the acceleration actually achievable; inside the existing </w:t>
       </w:r>
       <w:r>
         <w:rPr>
@@ -526,33 +305,43 @@
           <w:i w:val="0"/>
           <w:strike w:val="0"/>
         </w:rPr>
-        <w:t>.</w:t>
+        <w:t>; never makes you older on paper. The full-value purchase at actuarial cost stays available.</w:t>
       </w:r>
     </w:p>
     <w:p>
-      <w:pPr>
-        <w:pStyle w:val="ListBullet"/>
-      </w:pPr>
+      <w:r>
+        <w:rPr>
+          <w:b/>
+          <w:i w:val="0"/>
+          <w:strike w:val="0"/>
+        </w:rPr>
+        <w:t>Protected</w:t>
+      </w:r>
       <w:r>
         <w:rPr>
           <w:b w:val="0"/>
           <w:i w:val="0"/>
           <w:strike w:val="0"/>
         </w:rPr>
-        <w:t>Never makes you older on paper, and never adds a dollar to the benefit formula.</w:t>
+        <w:t xml:space="preserve"> by express exclusions plus five conforming amendments: vesting · benefit formula · average final compensation · PLOP · disability · death-in-service · group life · portability.</w:t>
       </w:r>
     </w:p>
     <w:p>
-      <w:pPr>
-        <w:pStyle w:val="ListBullet"/>
-      </w:pPr>
+      <w:r>
+        <w:rPr>
+          <w:b/>
+          <w:i w:val="0"/>
+          <w:strike w:val="0"/>
+        </w:rPr>
+        <w:t>Not protected — say so first.</w:t>
+      </w:r>
       <w:r>
         <w:rPr>
           <w:b w:val="0"/>
           <w:i w:val="0"/>
           <w:strike w:val="0"/>
         </w:rPr>
-        <w:t xml:space="preserve">The existing full-value purchase at actuarial cost </w:t>
+        <w:t xml:space="preserve"> Retiring up to four years earlier starts the </w:t>
       </w:r>
       <w:r>
         <w:rPr>
@@ -560,7 +349,7 @@
           <w:i w:val="0"/>
           <w:strike w:val="0"/>
         </w:rPr>
-        <w:t>stays available</w:t>
+        <w:t>health insurance credit</w:t>
       </w:r>
       <w:r>
         <w:rPr>
@@ -568,7 +357,23 @@
           <w:i w:val="0"/>
           <w:strike w:val="0"/>
         </w:rPr>
-        <w:t xml:space="preserve"> for anyone who wants military service to count for everything.</w:t>
+        <w:t xml:space="preserve"> and the </w:t>
+      </w:r>
+      <w:r>
+        <w:rPr>
+          <w:b/>
+          <w:i w:val="0"/>
+          <w:strike w:val="0"/>
+        </w:rPr>
+        <w:t>COLA</w:t>
+      </w:r>
+      <w:r>
+        <w:rPr>
+          <w:b w:val="0"/>
+          <w:i w:val="0"/>
+          <w:strike w:val="0"/>
+        </w:rPr>
+        <w:t xml:space="preserve"> up to four years earlier. Both key off the retirement date, not service credit, so no exclusion clause reaches them — a real recurring cost on two separately funded trusts. An earlier version of this brief wrongly called these protected.</w:t>
       </w:r>
     </w:p>
     <w:p>
@@ -581,7 +386,7 @@
           <w:i w:val="0"/>
           <w:strike w:val="0"/>
         </w:rPr>
-        <w:t>What it deliberately does not touch</w:t>
+        <w:t>Decisions JLCVSO made, October 19, 2026</w:t>
       </w:r>
     </w:p>
     <w:p>
@@ -591,7 +396,121 @@
           <w:i w:val="0"/>
           <w:strike w:val="0"/>
         </w:rPr>
-        <w:t>Vesting · the benefit formula · PLOP · the health insurance credit · disability retirement · death-in-service benefits · group life · hazardous-duty benefits · COLA start date · portability. The draft bill carries express exclusions for each, plus four conforming amendments that close leaks the concept paper did not catch.</w:t>
+        <w:t xml:space="preserve">Hybrid plan members are </w:t>
+      </w:r>
+      <w:r>
+        <w:rPr>
+          <w:b/>
+          <w:i w:val="0"/>
+          <w:strike w:val="0"/>
+        </w:rPr>
+        <w:t>not</w:t>
+      </w:r>
+      <w:r>
+        <w:rPr>
+          <w:b w:val="0"/>
+          <w:i w:val="0"/>
+          <w:strike w:val="0"/>
+        </w:rPr>
+        <w:t xml:space="preserve"> covered (Plan 1 / Plan 2 only); career military retirees are </w:t>
+      </w:r>
+      <w:r>
+        <w:rPr>
+          <w:b/>
+          <w:i w:val="0"/>
+          <w:strike w:val="0"/>
+        </w:rPr>
+        <w:t>not</w:t>
+      </w:r>
+      <w:r>
+        <w:rPr>
+          <w:b w:val="0"/>
+          <w:i w:val="0"/>
+          <w:strike w:val="0"/>
+        </w:rPr>
+        <w:t xml:space="preserve"> excepted from the existing retired-pay bar; the </w:t>
+      </w:r>
+      <w:r>
+        <w:rPr>
+          <w:b/>
+          <w:i w:val="0"/>
+          <w:strike w:val="0"/>
+        </w:rPr>
+        <w:t>PLOP eligibility date is frozen</w:t>
+      </w:r>
+      <w:r>
+        <w:rPr>
+          <w:b w:val="0"/>
+          <w:i w:val="0"/>
+          <w:strike w:val="0"/>
+        </w:rPr>
+        <w:t xml:space="preserve">, with the trade-off disclosed; and a </w:t>
+      </w:r>
+      <w:r>
+        <w:rPr>
+          <w:b/>
+          <w:i w:val="0"/>
+          <w:strike w:val="0"/>
+        </w:rPr>
+        <w:t>partial purchase capped at the shortfall</w:t>
+      </w:r>
+      <w:r>
+        <w:rPr>
+          <w:b w:val="0"/>
+          <w:i w:val="0"/>
+          <w:strike w:val="0"/>
+        </w:rPr>
+        <w:t xml:space="preserve"> is allowed.</w:t>
+      </w:r>
+    </w:p>
+    <w:p>
+      <w:r>
+        <w:rPr>
+          <w:b/>
+          <w:i w:val="0"/>
+          <w:strike w:val="0"/>
+        </w:rPr>
+        <w:t>The PLOP trade-off, stated plainly.</w:t>
+      </w:r>
+      <w:r>
+        <w:rPr>
+          <w:b w:val="0"/>
+          <w:i w:val="0"/>
+          <w:strike w:val="0"/>
+        </w:rPr>
+        <w:t xml:space="preserve"> PLOP eligibility depends on service performed </w:t>
+      </w:r>
+      <w:r>
+        <w:rPr>
+          <w:b w:val="0"/>
+          <w:i/>
+          <w:strike w:val="0"/>
+        </w:rPr>
+        <w:t>after</w:t>
+      </w:r>
+      <w:r>
+        <w:rPr>
+          <w:b w:val="0"/>
+          <w:i w:val="0"/>
+          <w:strike w:val="0"/>
+        </w:rPr>
+        <w:t xml:space="preserve"> the date you first became eligible for an unreduced retirement, and the bill freezes that date as if the bridge did not exist. </w:t>
+      </w:r>
+      <w:r>
+        <w:rPr>
+          <w:b/>
+          <w:i w:val="0"/>
+          <w:strike w:val="0"/>
+        </w:rPr>
+        <w:t>A member who buys bridge years and retires at the accelerated date will generally have no PLOP</w:t>
+      </w:r>
+      <w:r>
+        <w:rPr>
+          <w:b w:val="0"/>
+          <w:i w:val="0"/>
+          <w:strike w:val="0"/>
+        </w:rPr>
+        <w:t xml:space="preserve"> — no lump sum. One who keeps working to normal retirement age keeps PLOP in full. That is the deliberate price of leaving PLOP untouched, and VRS must say so in writing before a member signs.</w:t>
       </w:r>
     </w:p>
     <w:p>
@@ -604,7 +523,7 @@
           <w:i w:val="0"/>
           <w:strike w:val="0"/>
         </w:rPr>
-        <w:t>Core principle</w:t>
+        <w:t>What JLCVSO still needs to settle</w:t>
       </w:r>
     </w:p>
     <w:p>
@@ -614,7 +533,7 @@
           <w:i w:val="0"/>
           <w:strike w:val="0"/>
         </w:rPr>
-        <w:t>This is an eligibility benefit, not a pension-accrual benefit.</w:t>
+        <w:t>It costs money — lead with that; we now have the numbers.</w:t>
       </w:r>
       <w:r>
         <w:rPr>
@@ -622,45 +541,15 @@
           <w:i w:val="0"/>
           <w:strike w:val="0"/>
         </w:rPr>
-        <w:t xml:space="preserve"> It lets a veteran who has already given Virginia a full career cross the finish line a little sooner. It does not treat military service as if it were Virginia employment.</w:t>
+        <w:t xml:space="preserve"> The cost model (MOO-259) puts both halves on the record: the price recovers </w:t>
       </w:r>
-    </w:p>
-    <w:p>
-      <w:pPr>
-        <w:jc w:val="center"/>
-      </w:pPr>
-      <w:r>
-        <w:rPr>
-          <w:color w:val="909090"/>
-          <w:sz w:val="18"/>
-        </w:rPr>
-        <w:t>* * *</w:t>
-      </w:r>
-    </w:p>
-    <w:p>
-      <w:pPr>
-        <w:pStyle w:val="Heading3"/>
-      </w:pPr>
-      <w:r>
-        <w:rPr>
-          <w:b w:val="0"/>
-          <w:i w:val="0"/>
-          <w:strike w:val="0"/>
-        </w:rPr>
-        <w:t>What JLCVSO needs to know before it carries this</w:t>
-      </w:r>
-    </w:p>
-    <w:p>
-      <w:pPr>
-        <w:pStyle w:val="ListNumber"/>
-      </w:pPr>
       <w:r>
         <w:rPr>
           <w:b/>
           <w:i w:val="0"/>
           <w:strike w:val="0"/>
         </w:rPr>
-        <w:t>It costs money, and we should say so.</w:t>
+        <w:t>11%–78%</w:t>
       </w:r>
       <w:r>
         <w:rPr>
@@ -668,15 +557,15 @@
           <w:i w:val="0"/>
           <w:strike w:val="0"/>
         </w:rPr>
-        <w:t xml:space="preserve"> Approximate normal cost is the price of a year of </w:t>
+        <w:t xml:space="preserve"> of what the acceleration is worth, reaching a </w:t>
       </w:r>
       <w:r>
         <w:rPr>
-          <w:b w:val="0"/>
-          <w:i/>
+          <w:b/>
+          <w:i w:val="0"/>
           <w:strike w:val="0"/>
         </w:rPr>
-        <w:t>accrual</w:t>
+        <w:t>$341,065 subsidy</w:t>
       </w:r>
       <w:r>
         <w:rPr>
@@ -684,7 +573,7 @@
           <w:i w:val="0"/>
           <w:strike w:val="0"/>
         </w:rPr>
-        <w:t xml:space="preserve">. The bridge sells something else — removal of the early-retirement reduction. VRS's actuaries will almost certainly find the price does not cover the value. Present this as a </w:t>
+        <w:t xml:space="preserve"> for the maximum-acceleration Plan 1 member, while the employer rate impact is </w:t>
       </w:r>
       <w:r>
         <w:rPr>
@@ -692,7 +581,7 @@
           <w:i w:val="0"/>
           <w:strike w:val="0"/>
         </w:rPr>
-        <w:t>deliberate, quantified subsidy for veterans</w:t>
+        <w:t>0.19 basis points combined</w:t>
       </w:r>
       <w:r>
         <w:rPr>
@@ -700,20 +589,15 @@
           <w:i w:val="0"/>
           <w:strike w:val="0"/>
         </w:rPr>
-        <w:t>, not a cost-neutral fix. Every VRS bill gets a mandatory Board impact statement (§ 30-19.1:7); if we claim cost-neutrality and the Board says otherwise, the bill dies.</w:t>
+        <w:t xml:space="preserve"> over FY2029–FY2038 — about </w:t>
       </w:r>
-    </w:p>
-    <w:p>
-      <w:pPr>
-        <w:pStyle w:val="ListNumber"/>
-      </w:pPr>
       <w:r>
         <w:rPr>
           <w:b/>
           <w:i w:val="0"/>
           <w:strike w:val="0"/>
         </w:rPr>
-        <w:t>Most career military retirees may be shut out.</w:t>
+        <w:t>222 purchasers</w:t>
       </w:r>
       <w:r>
         <w:rPr>
@@ -721,20 +605,15 @@
           <w:i w:val="0"/>
           <w:strike w:val="0"/>
         </w:rPr>
-        <w:t xml:space="preserve"> Current law bars purchasing service already counted in another retirement allowance — including military retired pay. Reserve and Guard service is protected by federal law. JLCVSO must decide whether to accept that bar or fight it.</w:t>
+        <w:t xml:space="preserve"> against </w:t>
       </w:r>
-    </w:p>
-    <w:p>
-      <w:pPr>
-        <w:pStyle w:val="ListNumber"/>
-      </w:pPr>
       <w:r>
         <w:rPr>
           <w:b/>
           <w:i w:val="0"/>
           <w:strike w:val="0"/>
         </w:rPr>
-        <w:t>Hybrid plan members are excluded as drafted.</w:t>
+        <w:t>$26.05 billion</w:t>
       </w:r>
       <w:r>
         <w:rPr>
@@ -742,20 +621,15 @@
           <w:i w:val="0"/>
           <w:strike w:val="0"/>
         </w:rPr>
-        <w:t xml:space="preserve"> That is nearly everyone hired on or after January 1, 2014 — and the share grows every year. This is the biggest open choice in the package.</w:t>
+        <w:t xml:space="preserve"> of payroll, so </w:t>
       </w:r>
-    </w:p>
-    <w:p>
-      <w:pPr>
-        <w:pStyle w:val="ListNumber"/>
-      </w:pPr>
       <w:r>
         <w:rPr>
           <w:b/>
           <w:i w:val="0"/>
           <w:strike w:val="0"/>
         </w:rPr>
-        <w:t>PLOP and the bridge are practically either/or</w:t>
+        <w:t>to the nearest basis point no plan's rate changes.</w:t>
       </w:r>
       <w:r>
         <w:rPr>
@@ -763,7 +637,15 @@
           <w:i w:val="0"/>
           <w:strike w:val="0"/>
         </w:rPr>
-        <w:t xml:space="preserve"> for a member who leaves at the accelerated date. That is the price of keeping PLOP untouched.</w:t>
+        <w:t xml:space="preserve"> Carry both together: "no cost" will be contradicted by the Board's § 30-19.1:7 statement, and "$341,000 per veteran" without the denominator kills the bill. The frame is a </w:t>
+      </w:r>
+      <w:r>
+        <w:rPr>
+          <w:b/>
+          <w:i w:val="0"/>
+          <w:strike w:val="0"/>
+        </w:rPr>
+        <w:t>deliberate, quantified subsidy for a small and closing population, costing employers under one basis point.</w:t>
       </w:r>
     </w:p>
     <w:p>
@@ -773,7 +655,7 @@
           <w:i w:val="0"/>
           <w:strike w:val="0"/>
         </w:rPr>
-        <w:t>Status:</w:t>
+        <w:t>Three open blockers</w:t>
       </w:r>
       <w:r>
         <w:rPr>
@@ -781,7 +663,73 @@
           <w:i w:val="0"/>
           <w:strike w:val="0"/>
         </w:rPr>
-        <w:t xml:space="preserve"> Draft bill, legal analysis, and source appendix complete and ready for a patron and the Division of Legislative Services. Actuarial cost estimate and independent adversarial review are in progress.</w:t>
+        <w:t xml:space="preserve"> from independent review, each needing a Council decision: a member could buy at normal cost, resign, defer and collect unreduced at 50 — up to ~15 years of acceleration, not four; the health insurance credit and COLA costs above; and local </w:t>
+      </w:r>
+      <w:r>
+        <w:rPr>
+          <w:b/>
+          <w:i w:val="0"/>
+          <w:strike w:val="0"/>
+        </w:rPr>
+        <w:t>firefighters, police and EMS in "resolution" localities are inside the bill permanently</w:t>
+      </w:r>
+      <w:r>
+        <w:rPr>
+          <w:b w:val="0"/>
+          <w:i w:val="0"/>
+          <w:strike w:val="0"/>
+        </w:rPr>
+        <w:t xml:space="preserve">, including 2026 hires, contrary to an earlier version of this brief. Separately, </w:t>
+      </w:r>
+      <w:r>
+        <w:rPr>
+          <w:b/>
+          <w:i w:val="0"/>
+          <w:strike w:val="0"/>
+        </w:rPr>
+        <w:t>career military retirees are generally shut out</w:t>
+      </w:r>
+      <w:r>
+        <w:rPr>
+          <w:b w:val="0"/>
+          <w:i w:val="0"/>
+          <w:strike w:val="0"/>
+        </w:rPr>
+        <w:t xml:space="preserve"> by the inherited bar — the key expectation to manage with members.</w:t>
+      </w:r>
+    </w:p>
+    <w:p>
+      <w:r>
+        <w:rPr>
+          <w:b/>
+          <w:i w:val="0"/>
+          <w:strike w:val="0"/>
+        </w:rPr>
+        <w:t>Status: not yet ready for a patron.</w:t>
+      </w:r>
+      <w:r>
+        <w:rPr>
+          <w:b w:val="0"/>
+          <w:i w:val="0"/>
+          <w:strike w:val="0"/>
+        </w:rPr>
+        <w:t xml:space="preserve"> Every component is complete except the three blockers, which must be resolved before this goes to the Division of Legislative Services. The cost model is illustrative, </w:t>
+      </w:r>
+      <w:r>
+        <w:rPr>
+          <w:b/>
+          <w:i w:val="0"/>
+          <w:strike w:val="0"/>
+        </w:rPr>
+        <w:t>not</w:t>
+      </w:r>
+      <w:r>
+        <w:rPr>
+          <w:b w:val="0"/>
+          <w:i w:val="0"/>
+          <w:strike w:val="0"/>
+        </w:rPr>
+        <w:t xml:space="preserve"> the Board's mandatory § 30-19.1:7 statement, which must still be obtained.</w:t>
       </w:r>
     </w:p>
     <w:p>
@@ -791,12 +739,12 @@
           <w:i/>
           <w:strike w:val="0"/>
         </w:rPr>
-        <w:t>Prepared by VRS2 — Virginia Public Pension Benefits Attorney · October 19, 2026 · Statutory text verified against the Code of Virginia as of that date.</w:t>
+        <w:t>VRS2 — Virginia Public Pension Benefits Attorney · October 19, 2026 · Statutory text verified against the Code of Virginia.</w:t>
       </w:r>
     </w:p>
     <w:sectPr>
       <w:pgSz w:w="12240" w:h="15840"/>
-      <w:pgMar w:top="1440" w:right="1800" w:bottom="1440" w:left="1800" w:header="720" w:footer="720" w:gutter="0"/>
+      <w:pgMar w:top="864" w:right="936" w:bottom="864" w:left="936" w:header="720" w:footer="720" w:gutter="0"/>
       <w:cols w:space="720"/>
       <w:docGrid w:linePitch="360"/>
     </w:sectPr>
@@ -1167,9 +1115,12 @@
     <w:name w:val="Normal"/>
     <w:qFormat/>
     <w:rsid w:val="00FC693F"/>
+    <w:pPr>
+      <w:spacing w:line="230" w:lineRule="exact" w:before="0" w:after="60"/>
+    </w:pPr>
     <w:rPr>
       <w:rFonts w:ascii="Calibri" w:hAnsi="Calibri"/>
-      <w:sz w:val="21"/>
+      <w:sz w:val="19"/>
     </w:rPr>
   </w:style>
   <w:style w:type="paragraph" w:styleId="Header">
@@ -1227,15 +1178,15 @@
     <w:pPr>
       <w:keepNext/>
       <w:keepLines/>
-      <w:spacing w:before="480" w:after="0"/>
+      <w:spacing w:before="0" w:after="80" w:line="340" w:lineRule="exact"/>
       <w:outlineLvl w:val="0"/>
     </w:pPr>
     <w:rPr>
-      <w:rFonts w:asciiTheme="majorHAnsi" w:eastAsiaTheme="majorEastAsia" w:hAnsiTheme="majorHAnsi" w:cstheme="majorBidi"/>
+      <w:rFonts w:asciiTheme="majorHAnsi" w:eastAsiaTheme="majorEastAsia" w:hAnsiTheme="majorHAnsi" w:cstheme="majorBidi" w:ascii="Calibri" w:hAnsi="Calibri"/>
       <w:b/>
       <w:bCs/>
-      <w:color w:val="365F91" w:themeColor="accent1" w:themeShade="BF"/>
-      <w:sz w:val="28"/>
+      <w:color w:val="1F1F1F"/>
+      <w:sz w:val="30"/>
       <w:szCs w:val="28"/>
     </w:rPr>
   </w:style>
@@ -1251,15 +1202,15 @@
     <w:pPr>
       <w:keepNext/>
       <w:keepLines/>
-      <w:spacing w:before="200" w:after="0"/>
+      <w:spacing w:before="140" w:after="60" w:line="270" w:lineRule="exact"/>
       <w:outlineLvl w:val="1"/>
     </w:pPr>
     <w:rPr>
-      <w:rFonts w:asciiTheme="majorHAnsi" w:eastAsiaTheme="majorEastAsia" w:hAnsiTheme="majorHAnsi" w:cstheme="majorBidi"/>
+      <w:rFonts w:asciiTheme="majorHAnsi" w:eastAsiaTheme="majorEastAsia" w:hAnsiTheme="majorHAnsi" w:cstheme="majorBidi" w:ascii="Calibri" w:hAnsi="Calibri"/>
       <w:b/>
       <w:bCs/>
-      <w:color w:val="4F81BD" w:themeColor="accent1"/>
-      <w:sz w:val="26"/>
+      <w:color w:val="1F1F1F"/>
+      <w:sz w:val="23"/>
       <w:szCs w:val="26"/>
     </w:rPr>
   </w:style>
@@ -1275,14 +1226,15 @@
     <w:pPr>
       <w:keepNext/>
       <w:keepLines/>
-      <w:spacing w:before="200" w:after="0"/>
+      <w:spacing w:before="120" w:after="40" w:line="240" w:lineRule="exact"/>
       <w:outlineLvl w:val="2"/>
     </w:pPr>
     <w:rPr>
-      <w:rFonts w:asciiTheme="majorHAnsi" w:eastAsiaTheme="majorEastAsia" w:hAnsiTheme="majorHAnsi" w:cstheme="majorBidi"/>
+      <w:rFonts w:asciiTheme="majorHAnsi" w:eastAsiaTheme="majorEastAsia" w:hAnsiTheme="majorHAnsi" w:cstheme="majorBidi" w:ascii="Calibri" w:hAnsi="Calibri"/>
       <w:b/>
       <w:bCs/>
-      <w:color w:val="4F81BD" w:themeColor="accent1"/>
+      <w:color w:val="1F1F1F"/>
+      <w:sz w:val="20"/>
     </w:rPr>
   </w:style>
   <w:style w:type="paragraph" w:styleId="Heading4">
@@ -1298,16 +1250,17 @@
     <w:pPr>
       <w:keepNext/>
       <w:keepLines/>
-      <w:spacing w:before="200" w:after="0"/>
+      <w:spacing w:before="100" w:after="40" w:line="230" w:lineRule="exact"/>
       <w:outlineLvl w:val="3"/>
     </w:pPr>
     <w:rPr>
-      <w:rFonts w:asciiTheme="majorHAnsi" w:eastAsiaTheme="majorEastAsia" w:hAnsiTheme="majorHAnsi" w:cstheme="majorBidi"/>
+      <w:rFonts w:asciiTheme="majorHAnsi" w:eastAsiaTheme="majorEastAsia" w:hAnsiTheme="majorHAnsi" w:cstheme="majorBidi" w:ascii="Calibri" w:hAnsi="Calibri"/>
       <w:b/>
       <w:bCs/>
       <w:i/>
       <w:iCs/>
-      <w:color w:val="4F81BD" w:themeColor="accent1"/>
+      <w:color w:val="1F1F1F"/>
+      <w:sz w:val="19"/>
     </w:rPr>
   </w:style>
   <w:style w:type="paragraph" w:styleId="Heading5">
@@ -1698,8 +1651,12 @@
       <w:numPr>
         <w:numId w:val="1"/>
       </w:numPr>
+      <w:spacing w:line="230" w:lineRule="exact" w:after="40"/>
       <w:contextualSpacing/>
     </w:pPr>
+    <w:rPr>
+      <w:sz w:val="19"/>
+    </w:rPr>
   </w:style>
   <w:style w:type="paragraph" w:styleId="ListBullet2">
     <w:name w:val="List Bullet 2"/>
@@ -1711,8 +1668,12 @@
       <w:numPr>
         <w:numId w:val="2"/>
       </w:numPr>
+      <w:spacing w:line="230" w:lineRule="exact" w:after="40"/>
       <w:contextualSpacing/>
     </w:pPr>
+    <w:rPr>
+      <w:sz w:val="19"/>
+    </w:rPr>
   </w:style>
   <w:style w:type="paragraph" w:styleId="ListBullet3">
     <w:name w:val="List Bullet 3"/>
@@ -1737,8 +1698,12 @@
       <w:numPr>
         <w:numId w:val="5"/>
       </w:numPr>
+      <w:spacing w:line="230" w:lineRule="exact" w:after="40"/>
       <w:contextualSpacing/>
     </w:pPr>
+    <w:rPr>
+      <w:sz w:val="19"/>
+    </w:rPr>
   </w:style>
   <w:style w:type="paragraph" w:styleId="ListNumber2">
     <w:name w:val="List Number 2"/>
@@ -1750,8 +1715,12 @@
       <w:numPr>
         <w:numId w:val="6"/>
       </w:numPr>
+      <w:spacing w:line="230" w:lineRule="exact" w:after="40"/>
       <w:contextualSpacing/>
     </w:pPr>
+    <w:rPr>
+      <w:sz w:val="19"/>
+    </w:rPr>
   </w:style>
   <w:style w:type="paragraph" w:styleId="ListNumber3">
     <w:name w:val="List Number 3"/>

--- a/legislation/military-service-retirement-bridge/03-jlc-one-page-brief.docx
+++ b/legislation/military-service-retirement-bridge/03-jlc-one-page-brief.docx
@@ -130,7 +130,7 @@
           <w:i w:val="0"/>
           <w:strike w:val="0"/>
         </w:rPr>
-        <w:t xml:space="preserve"> — routinely tens of thousands of dollars. So the benefit is priced for people who do not yet know they need it, and the 52-year-old three years short of an unreduced retirement is exactly who current law prices out. </w:t>
+        <w:t xml:space="preserve"> — routinely tens of thousands of dollars. The cheap price goes to people who do not yet know they need it; the 52-year-old three years short of an unreduced retirement is priced out. </w:t>
       </w:r>
       <w:r>
         <w:rPr>
@@ -138,7 +138,7 @@
           <w:i w:val="0"/>
           <w:strike w:val="0"/>
         </w:rPr>
-        <w:t>The 24-month window is a pricing cliff with no second door.</w:t>
+        <w:t>A pricing cliff with no second door.</w:t>
       </w:r>
     </w:p>
     <w:p>
@@ -257,7 +257,23 @@
           <w:i w:val="0"/>
           <w:strike w:val="0"/>
         </w:rPr>
-        <w:t xml:space="preserve"> bridge years count toward the 30-year requirement for unreduced retirement at 50 or later. </w:t>
+        <w:t xml:space="preserve"> counts toward the 30-year requirement for unreduced retirement at 50 or later — </w:t>
+      </w:r>
+      <w:r>
+        <w:rPr>
+          <w:b w:val="0"/>
+          <w:i/>
+          <w:strike w:val="0"/>
+        </w:rPr>
+        <w:t>age 52 + 27 years + 3 bridge years = 30, unreduced now instead of at 55, on a benefit still figured on 27 years.</w:t>
+      </w:r>
+      <w:r>
+        <w:rPr>
+          <w:b w:val="0"/>
+          <w:i w:val="0"/>
+          <w:strike w:val="0"/>
+        </w:rPr>
+        <w:t xml:space="preserve"> </w:t>
       </w:r>
       <w:r>
         <w:rPr>
@@ -281,7 +297,7 @@
           <w:i/>
           <w:strike w:val="0"/>
         </w:rPr>
-        <w:t>age 58 + 28 years + 4 bridge years = 90.</w:t>
+        <w:t>age 58 + 28 years + 4 bridge years = 90, two years early, benefit still on 28 years.</w:t>
       </w:r>
       <w:r>
         <w:rPr>

--- a/legislation/military-service-retirement-bridge/03-jlc-one-page-brief.docx
+++ b/legislation/military-service-retirement-bridge/03-jlc-one-page-brief.docx
@@ -257,7 +257,7 @@
           <w:i w:val="0"/>
           <w:strike w:val="0"/>
         </w:rPr>
-        <w:t xml:space="preserve"> counts toward the 30-year requirement for unreduced retirement at 50 or later — </w:t>
+        <w:t xml:space="preserve"> counts toward the 30 years needed for unreduced retirement at 50 or later — </w:t>
       </w:r>
       <w:r>
         <w:rPr>
@@ -265,7 +265,7 @@
           <w:i/>
           <w:strike w:val="0"/>
         </w:rPr>
-        <w:t>age 52 + 27 years + 3 bridge years = 30, unreduced now instead of at 55, on a benefit still figured on 27 years.</w:t>
+        <w:t>age 52 + 27 years + 3 bridge years = 30, unreduced now instead of at 55, benefit still on 27 years.</w:t>
       </w:r>
       <w:r>
         <w:rPr>
@@ -305,7 +305,7 @@
           <w:i w:val="0"/>
           <w:strike w:val="0"/>
         </w:rPr>
-        <w:t xml:space="preserve"> Capped at the shortfall and at the acceleration actually achievable; inside the existing </w:t>
+        <w:t xml:space="preserve"> Capped at the shortfall and at the acceleration achievable; inside the existing </w:t>
       </w:r>
       <w:r>
         <w:rPr>
@@ -321,7 +321,7 @@
           <w:i w:val="0"/>
           <w:strike w:val="0"/>
         </w:rPr>
-        <w:t>; never makes you older on paper. The full-value purchase at actuarial cost stays available.</w:t>
+        <w:t>; never makes you older on paper. Full-value purchase at actuarial cost stays available.</w:t>
       </w:r>
     </w:p>
     <w:p>
@@ -339,7 +339,7 @@
           <w:i w:val="0"/>
           <w:strike w:val="0"/>
         </w:rPr>
-        <w:t xml:space="preserve"> by express exclusions plus five conforming amendments: vesting · benefit formula · average final compensation · PLOP · disability · death-in-service · group life · portability.</w:t>
+        <w:t xml:space="preserve"> by express exclusions plus six conforming amendments: vesting · benefit formula · AFC · PLOP · disability · death-in-service · group life · portability.</w:t>
       </w:r>
     </w:p>
     <w:p>
@@ -389,7 +389,23 @@
           <w:i w:val="0"/>
           <w:strike w:val="0"/>
         </w:rPr>
-        <w:t xml:space="preserve"> up to four years earlier. Both key off the retirement date, not service credit, so no exclusion clause reaches them — a real recurring cost on two separately funded trusts. An earlier version of this brief wrongly called these protected.</w:t>
+        <w:t xml:space="preserve"> up to four years earlier. Both key off the retirement date, not service credit, so no exclusion clause reaches them — a real recurring cost on two separately funded trusts. The Council chose to </w:t>
+      </w:r>
+      <w:r>
+        <w:rPr>
+          <w:b/>
+          <w:i w:val="0"/>
+          <w:strike w:val="0"/>
+        </w:rPr>
+        <w:t>accept and disclose</w:t>
+      </w:r>
+      <w:r>
+        <w:rPr>
+          <w:b w:val="0"/>
+          <w:i w:val="0"/>
+          <w:strike w:val="0"/>
+        </w:rPr>
+        <w:t xml:space="preserve"> these rather than delay them, which would give veterans worse ancillary treatment than other early retirees.</w:t>
       </w:r>
     </w:p>
     <w:p>
@@ -402,7 +418,7 @@
           <w:i w:val="0"/>
           <w:strike w:val="0"/>
         </w:rPr>
-        <w:t>Decisions JLCVSO made, October 19, 2026</w:t>
+        <w:t>Decisions JLCVSO made, October 19–20, 2026 — all seven are settled</w:t>
       </w:r>
     </w:p>
     <w:p>
@@ -412,7 +428,7 @@
           <w:i w:val="0"/>
           <w:strike w:val="0"/>
         </w:rPr>
-        <w:t xml:space="preserve">Hybrid plan members are </w:t>
+        <w:t xml:space="preserve">Hybrid members </w:t>
       </w:r>
       <w:r>
         <w:rPr>
@@ -428,7 +444,7 @@
           <w:i w:val="0"/>
           <w:strike w:val="0"/>
         </w:rPr>
-        <w:t xml:space="preserve"> covered (Plan 1 / Plan 2 only); career military retirees are </w:t>
+        <w:t xml:space="preserve"> covered (Plan 1 / Plan 2 only); no exception to the retired-pay bar; </w:t>
       </w:r>
       <w:r>
         <w:rPr>
@@ -436,7 +452,7 @@
           <w:i w:val="0"/>
           <w:strike w:val="0"/>
         </w:rPr>
-        <w:t>not</w:t>
+        <w:t>PLOP date frozen</w:t>
       </w:r>
       <w:r>
         <w:rPr>
@@ -444,23 +460,7 @@
           <w:i w:val="0"/>
           <w:strike w:val="0"/>
         </w:rPr>
-        <w:t xml:space="preserve"> excepted from the existing retired-pay bar; the </w:t>
-      </w:r>
-      <w:r>
-        <w:rPr>
-          <w:b/>
-          <w:i w:val="0"/>
-          <w:strike w:val="0"/>
-        </w:rPr>
-        <w:t>PLOP eligibility date is frozen</w:t>
-      </w:r>
-      <w:r>
-        <w:rPr>
-          <w:b w:val="0"/>
-          <w:i w:val="0"/>
-          <w:strike w:val="0"/>
-        </w:rPr>
-        <w:t xml:space="preserve">, with the trade-off disclosed; and a </w:t>
+        <w:t xml:space="preserve">, trade-off disclosed; </w:t>
       </w:r>
       <w:r>
         <w:rPr>
@@ -476,7 +476,71 @@
           <w:i w:val="0"/>
           <w:strike w:val="0"/>
         </w:rPr>
-        <w:t xml:space="preserve"> is allowed.</w:t>
+        <w:t xml:space="preserve">; credit counts </w:t>
+      </w:r>
+      <w:r>
+        <w:rPr>
+          <w:b/>
+          <w:i w:val="0"/>
+          <w:strike w:val="0"/>
+        </w:rPr>
+        <w:t>only if the member is still working at retirement</w:t>
+      </w:r>
+      <w:r>
+        <w:rPr>
+          <w:b w:val="0"/>
+          <w:i w:val="0"/>
+          <w:strike w:val="0"/>
+        </w:rPr>
+        <w:t xml:space="preserve">, closing a buy-resign-defer loophole worth ~15 years of acceleration; health insurance credit and COLA costs </w:t>
+      </w:r>
+      <w:r>
+        <w:rPr>
+          <w:b/>
+          <w:i w:val="0"/>
+          <w:strike w:val="0"/>
+        </w:rPr>
+        <w:t>accepted and disclosed</w:t>
+      </w:r>
+      <w:r>
+        <w:rPr>
+          <w:b w:val="0"/>
+          <w:i w:val="0"/>
+          <w:strike w:val="0"/>
+        </w:rPr>
+        <w:t xml:space="preserve">; and B 4 "resolution" public-safety employees </w:t>
+      </w:r>
+      <w:r>
+        <w:rPr>
+          <w:b/>
+          <w:i w:val="0"/>
+          <w:strike w:val="0"/>
+        </w:rPr>
+        <w:t>first hired on or after January 1, 2014 excluded</w:t>
+      </w:r>
+      <w:r>
+        <w:rPr>
+          <w:b w:val="0"/>
+          <w:i w:val="0"/>
+          <w:strike w:val="0"/>
+        </w:rPr>
+        <w:t xml:space="preserve"> — so the covered group is </w:t>
+      </w:r>
+      <w:r>
+        <w:rPr>
+          <w:b/>
+          <w:i w:val="0"/>
+          <w:strike w:val="0"/>
+        </w:rPr>
+        <w:t>closed and shrinking</w:t>
+      </w:r>
+      <w:r>
+        <w:rPr>
+          <w:b w:val="0"/>
+          <w:i w:val="0"/>
+          <w:strike w:val="0"/>
+        </w:rPr>
+        <w:t>.</w:t>
       </w:r>
     </w:p>
     <w:p>
@@ -526,7 +590,7 @@
           <w:i w:val="0"/>
           <w:strike w:val="0"/>
         </w:rPr>
-        <w:t xml:space="preserve"> — no lump sum. One who keeps working to normal retirement age keeps PLOP in full. That is the deliberate price of leaving PLOP untouched, and VRS must say so in writing before a member signs.</w:t>
+        <w:t xml:space="preserve"> — no lump sum. One who works on to normal retirement age keeps PLOP in full. That is the deliberate price of leaving PLOP untouched, and the bill requires VRS to say so in writing before a member signs.</w:t>
       </w:r>
     </w:p>
     <w:p>
@@ -539,7 +603,7 @@
           <w:i w:val="0"/>
           <w:strike w:val="0"/>
         </w:rPr>
-        <w:t>What JLCVSO still needs to settle</w:t>
+        <w:t>What to carry into the money committees</w:t>
       </w:r>
     </w:p>
     <w:p>
@@ -549,7 +613,7 @@
           <w:i w:val="0"/>
           <w:strike w:val="0"/>
         </w:rPr>
-        <w:t>It costs money — lead with that; we now have the numbers.</w:t>
+        <w:t>It costs money — lead with that.</w:t>
       </w:r>
       <w:r>
         <w:rPr>
@@ -605,7 +669,7 @@
           <w:i w:val="0"/>
           <w:strike w:val="0"/>
         </w:rPr>
-        <w:t xml:space="preserve"> over FY2029–FY2038 — about </w:t>
+        <w:t xml:space="preserve"> over FY2029–FY2038 — ~</w:t>
       </w:r>
       <w:r>
         <w:rPr>
@@ -653,7 +717,7 @@
           <w:i w:val="0"/>
           <w:strike w:val="0"/>
         </w:rPr>
-        <w:t xml:space="preserve"> Carry both together: "no cost" will be contradicted by the Board's § 30-19.1:7 statement, and "$341,000 per veteran" without the denominator kills the bill. The frame is a </w:t>
+        <w:t xml:space="preserve"> Carry both together: "no cost" will be contradicted by the Board's § 30-19.1:7 statement, and "$341,000 per veteran" without the denominator kills the bill. Frame it as a </w:t>
       </w:r>
       <w:r>
         <w:rPr>
@@ -671,7 +735,7 @@
           <w:i w:val="0"/>
           <w:strike w:val="0"/>
         </w:rPr>
-        <w:t>Three open blockers</w:t>
+        <w:t>Manage this expectation with members: career military retirees are generally shut out.</w:t>
       </w:r>
       <w:r>
         <w:rPr>
@@ -679,7 +743,7 @@
           <w:i w:val="0"/>
           <w:strike w:val="0"/>
         </w:rPr>
-        <w:t xml:space="preserve"> from independent review, each needing a Council decision: a member could buy at normal cost, resign, defer and collect unreduced at 50 — up to ~15 years of acceleration, not four; the health insurance credit and COLA costs above; and local </w:t>
+        <w:t xml:space="preserve"> The bill inherits the bar on buying service already counted in another retirement allowance, which includes military retired pay; Reserve and Guard service is protected by federal law. The realistic beneficiary is the veteran who separated </w:t>
       </w:r>
       <w:r>
         <w:rPr>
@@ -687,7 +751,7 @@
           <w:i w:val="0"/>
           <w:strike w:val="0"/>
         </w:rPr>
-        <w:t>firefighters, police and EMS in "resolution" localities are inside the bill permanently</w:t>
+        <w:t>without</w:t>
       </w:r>
       <w:r>
         <w:rPr>
@@ -695,23 +759,7 @@
           <w:i w:val="0"/>
           <w:strike w:val="0"/>
         </w:rPr>
-        <w:t xml:space="preserve">, including 2026 hires, contrary to an earlier version of this brief. Separately, </w:t>
-      </w:r>
-      <w:r>
-        <w:rPr>
-          <w:b/>
-          <w:i w:val="0"/>
-          <w:strike w:val="0"/>
-        </w:rPr>
-        <w:t>career military retirees are generally shut out</w:t>
-      </w:r>
-      <w:r>
-        <w:rPr>
-          <w:b w:val="0"/>
-          <w:i w:val="0"/>
-          <w:strike w:val="0"/>
-        </w:rPr>
-        <w:t xml:space="preserve"> by the inherited bar — the key expectation to manage with members.</w:t>
+        <w:t xml:space="preserve"> retirement-eligible service — not the 20-year retiree, whom members will assume is covered.</w:t>
       </w:r>
     </w:p>
     <w:p>
@@ -721,7 +769,7 @@
           <w:i w:val="0"/>
           <w:strike w:val="0"/>
         </w:rPr>
-        <w:t>Status: not yet ready for a patron.</w:t>
+        <w:t>Status: settled on policy; two items close before a patron.</w:t>
       </w:r>
       <w:r>
         <w:rPr>
@@ -729,7 +777,23 @@
           <w:i w:val="0"/>
           <w:strike w:val="0"/>
         </w:rPr>
-        <w:t xml:space="preserve"> Every component is complete except the three blockers, which must be resolved before this goes to the Division of Legislative Services. The cost model is illustrative, </w:t>
+        <w:t xml:space="preserve"> Obtain the Board's mandatory </w:t>
+      </w:r>
+      <w:r>
+        <w:rPr>
+          <w:b/>
+          <w:i w:val="0"/>
+          <w:strike w:val="0"/>
+        </w:rPr>
+        <w:t>§ 30-19.1:7</w:t>
+      </w:r>
+      <w:r>
+        <w:rPr>
+          <w:b w:val="0"/>
+          <w:i w:val="0"/>
+          <w:strike w:val="0"/>
+        </w:rPr>
+        <w:t xml:space="preserve"> statement — our cost model is illustrative, </w:t>
       </w:r>
       <w:r>
         <w:rPr>
@@ -745,7 +809,7 @@
           <w:i w:val="0"/>
           <w:strike w:val="0"/>
         </w:rPr>
-        <w:t xml:space="preserve"> the Board's mandatory § 30-19.1:7 statement, which must still be obtained.</w:t>
+        <w:t xml:space="preserve"> a substitute — and put the federal tax questions to counsel.</w:t>
       </w:r>
     </w:p>
     <w:p>
@@ -755,7 +819,7 @@
           <w:i/>
           <w:strike w:val="0"/>
         </w:rPr>
-        <w:t>VRS2 — Virginia Public Pension Benefits Attorney · October 19, 2026 · Statutory text verified against the Code of Virginia.</w:t>
+        <w:t>VRS2 — Virginia Public Pension Benefits Attorney · October 20, 2026 · Statutory text verified against the Code of Virginia.</w:t>
       </w:r>
     </w:p>
     <w:sectPr>

--- a/legislation/military-service-retirement-bridge/03-jlc-one-page-brief.docx
+++ b/legislation/military-service-retirement-bridge/03-jlc-one-page-brief.docx
@@ -130,7 +130,7 @@
           <w:i w:val="0"/>
           <w:strike w:val="0"/>
         </w:rPr>
-        <w:t xml:space="preserve"> — routinely tens of thousands of dollars. The cheap price goes to people who do not yet know they need it; the 52-year-old three years short of an unreduced retirement is priced out. </w:t>
+        <w:t xml:space="preserve"> — routinely tens of thousands of dollars. The cheap price goes to those who do not yet know they need it; the 52-year-old three years short of an unreduced retirement is priced out. </w:t>
       </w:r>
       <w:r>
         <w:rPr>
@@ -161,7 +161,7 @@
           <w:i w:val="0"/>
           <w:strike w:val="0"/>
         </w:rPr>
-        <w:t xml:space="preserve">The existing right is untouched: first 24 months after hire, approximate normal cost, full service credit that </w:t>
+        <w:t xml:space="preserve">Existing right untouched: first 24 months after hire, approximate normal cost, full service credit that </w:t>
       </w:r>
       <w:r>
         <w:rPr>
@@ -444,7 +444,7 @@
           <w:i w:val="0"/>
           <w:strike w:val="0"/>
         </w:rPr>
-        <w:t xml:space="preserve"> covered (Plan 1 / Plan 2 only); no exception to the retired-pay bar; </w:t>
+        <w:t xml:space="preserve"> covered (Plan 1/Plan 2 only); no retired-pay-bar exception; </w:t>
       </w:r>
       <w:r>
         <w:rPr>
@@ -460,7 +460,7 @@
           <w:i w:val="0"/>
           <w:strike w:val="0"/>
         </w:rPr>
-        <w:t xml:space="preserve">, trade-off disclosed; </w:t>
+        <w:t xml:space="preserve"> and disclosed; </w:t>
       </w:r>
       <w:r>
         <w:rPr>
@@ -492,7 +492,7 @@
           <w:i w:val="0"/>
           <w:strike w:val="0"/>
         </w:rPr>
-        <w:t xml:space="preserve">, closing a buy-resign-defer loophole worth ~15 years of acceleration; health insurance credit and COLA costs </w:t>
+        <w:t xml:space="preserve">, closing a buy-resign-defer loophole worth ~15 years; health insurance credit and COLA costs </w:t>
       </w:r>
       <w:r>
         <w:rPr>
@@ -590,7 +590,7 @@
           <w:i w:val="0"/>
           <w:strike w:val="0"/>
         </w:rPr>
-        <w:t xml:space="preserve"> — no lump sum. One who works on to normal retirement age keeps PLOP in full. That is the deliberate price of leaving PLOP untouched, and the bill requires VRS to say so in writing before a member signs.</w:t>
+        <w:t xml:space="preserve"> — no lump sum. One who works on to normal retirement age keeps PLOP in full. That is the deliberate price of leaving PLOP untouched; the bill requires VRS to say so in writing before a member signs.</w:t>
       </w:r>
     </w:p>
     <w:p>
@@ -717,7 +717,7 @@
           <w:i w:val="0"/>
           <w:strike w:val="0"/>
         </w:rPr>
-        <w:t xml:space="preserve"> Carry both together: "no cost" will be contradicted by the Board's § 30-19.1:7 statement, and "$341,000 per veteran" without the denominator kills the bill. Frame it as a </w:t>
+        <w:t xml:space="preserve"> Carry both: "no cost" will be contradicted by the Board's § 30-19.1:7 statement, and "$341,000 per veteran" without the denominator kills the bill. Frame it as a </w:t>
       </w:r>
       <w:r>
         <w:rPr>
@@ -819,7 +819,7 @@
           <w:i/>
           <w:strike w:val="0"/>
         </w:rPr>
-        <w:t>VRS2 — Virginia Public Pension Benefits Attorney · October 20, 2026 · Statutory text verified against the Code of Virginia.</w:t>
+        <w:t>Prepared by Policy Development Team using legal, policy, and financial analysis tools, pending review by veterans' legal counsel. Statutory text verified against the Code of Virginia, October 20, 2026.</w:t>
       </w:r>
     </w:p>
     <w:sectPr>

--- a/legislation/military-service-retirement-bridge/03-jlc-one-page-brief.docx
+++ b/legislation/military-service-retirement-bridge/03-jlc-one-page-brief.docx
@@ -389,7 +389,7 @@
           <w:i w:val="0"/>
           <w:strike w:val="0"/>
         </w:rPr>
-        <w:t xml:space="preserve"> up to four years earlier. Both key off the retirement date, not service credit, so no exclusion clause reaches them — a real recurring cost on two separately funded trusts. The Council chose to </w:t>
+        <w:t xml:space="preserve"> up to four years earlier. Both key off the retirement date, not service credit, so no exclusion clause reaches them — a real recurring cost on two separately funded trusts. Resolved October 20, 2026: </w:t>
       </w:r>
       <w:r>
         <w:rPr>
@@ -418,7 +418,7 @@
           <w:i w:val="0"/>
           <w:strike w:val="0"/>
         </w:rPr>
-        <w:t>Decisions JLCVSO made, October 19–20, 2026 — all seven are settled</w:t>
+        <w:t>Decisions resolved October 19–20, 2026 — all seven are settled</w:t>
       </w:r>
     </w:p>
     <w:p>

--- a/legislation/military-service-retirement-bridge/03-jlc-one-page-brief.docx
+++ b/legislation/military-service-retirement-bridge/03-jlc-one-page-brief.docx
@@ -43,7 +43,7 @@
           <w:i w:val="0"/>
           <w:strike w:val="0"/>
         </w:rPr>
-        <w:t xml:space="preserve"> Let a vested VRS Plan 1 or Plan 2 member use up to four years of prior active duty military service, at the same low "approximate normal cost" new hires pay, </w:t>
+        <w:t xml:space="preserve"> Let a vested VRS Plan 1 or Plan 2 member use up to four years of prior active duty military service, at the "approximate normal cost" new hires pay, </w:t>
       </w:r>
       <w:r>
         <w:rPr>
@@ -75,30 +75,25 @@
           <w:i w:val="0"/>
           <w:strike w:val="0"/>
         </w:rPr>
-        <w:t>: it lets a veteran who has already given Virginia a full career finish sooner.</w:t>
+        <w:t>.</w:t>
       </w:r>
     </w:p>
     <w:p>
-      <w:pPr>
-        <w:pStyle w:val="Heading3"/>
-      </w:pPr>
+      <w:r>
+        <w:rPr>
+          <w:b/>
+          <w:i w:val="0"/>
+          <w:strike w:val="0"/>
+        </w:rPr>
+        <w:t>The gap this fills.</w:t>
+      </w:r>
       <w:r>
         <w:rPr>
           <w:b w:val="0"/>
           <w:i w:val="0"/>
           <w:strike w:val="0"/>
         </w:rPr>
-        <w:t>The gap this fills</w:t>
-      </w:r>
-    </w:p>
-    <w:p>
-      <w:r>
-        <w:rPr>
-          <w:b w:val="0"/>
-          <w:i w:val="0"/>
-          <w:strike w:val="0"/>
-        </w:rPr>
-        <w:t xml:space="preserve">A veteran hired into Virginia service has </w:t>
+        <w:t xml:space="preserve"> A veteran has </w:t>
       </w:r>
       <w:r>
         <w:rPr>
@@ -114,7 +109,7 @@
           <w:i w:val="0"/>
           <w:strike w:val="0"/>
         </w:rPr>
-        <w:t xml:space="preserve"> to buy up to four years of active duty military service at approximate normal cost (12.50% of pay per year in Plan 1, 10.74% in Plan 2). After that the same four years cost </w:t>
+        <w:t xml:space="preserve"> from hire to buy up to four years of active duty military service at approximate normal cost — for ordinary non-hazardous members, 12.50% of pay per year in Plan 1, 10.74% in Plan 2. After that the same years cost </w:t>
       </w:r>
       <w:r>
         <w:rPr>
@@ -130,7 +125,7 @@
           <w:i w:val="0"/>
           <w:strike w:val="0"/>
         </w:rPr>
-        <w:t xml:space="preserve"> — routinely tens of thousands of dollars. The cheap price goes to those who do not yet know they need it; the 52-year-old three years short of an unreduced retirement is priced out. </w:t>
+        <w:t xml:space="preserve">, several times higher. The low-cost window falls early in a career, when disposable income is often lower and retirement eligibility is remote; the 52-year-old three years short is priced out. </w:t>
       </w:r>
       <w:r>
         <w:rPr>
@@ -138,30 +133,25 @@
           <w:i w:val="0"/>
           <w:strike w:val="0"/>
         </w:rPr>
-        <w:t>A pricing cliff with no second door.</w:t>
+        <w:t>A pricing cliff, no second door.</w:t>
       </w:r>
     </w:p>
     <w:p>
-      <w:pPr>
-        <w:pStyle w:val="Heading3"/>
-      </w:pPr>
+      <w:r>
+        <w:rPr>
+          <w:b/>
+          <w:i w:val="0"/>
+          <w:strike w:val="0"/>
+        </w:rPr>
+        <w:t>What the proposal does.</w:t>
+      </w:r>
       <w:r>
         <w:rPr>
           <w:b w:val="0"/>
           <w:i w:val="0"/>
           <w:strike w:val="0"/>
         </w:rPr>
-        <w:t>What the proposal does</w:t>
-      </w:r>
-    </w:p>
-    <w:p>
-      <w:r>
-        <w:rPr>
-          <w:b w:val="0"/>
-          <w:i w:val="0"/>
-          <w:strike w:val="0"/>
-        </w:rPr>
-        <w:t xml:space="preserve">Existing right untouched: first 24 months after hire, approximate normal cost, full service credit that </w:t>
+        <w:t xml:space="preserve"> Existing right untouched. The bridge is available </w:t>
       </w:r>
       <w:r>
         <w:rPr>
@@ -169,23 +159,7 @@
           <w:i w:val="0"/>
           <w:strike w:val="0"/>
         </w:rPr>
-        <w:t>does</w:t>
-      </w:r>
-      <w:r>
-        <w:rPr>
-          <w:b w:val="0"/>
-          <w:i w:val="0"/>
-          <w:strike w:val="0"/>
-        </w:rPr>
-        <w:t xml:space="preserve"> raise your pension. The new bridge is available </w:t>
-      </w:r>
-      <w:r>
-        <w:rPr>
-          <w:b/>
-          <w:i w:val="0"/>
-          <w:strike w:val="0"/>
-        </w:rPr>
-        <w:t>any time after, once vested</w:t>
+        <w:t>any time after the 24-month window, once vested</w:t>
       </w:r>
       <w:r>
         <w:rPr>
@@ -225,7 +199,7 @@
           <w:i w:val="0"/>
           <w:strike w:val="0"/>
         </w:rPr>
-        <w:t xml:space="preserve"> — it adds </w:t>
+        <w:t xml:space="preserve">. </w:t>
       </w:r>
       <w:r>
         <w:rPr>
@@ -233,7 +207,7 @@
           <w:i w:val="0"/>
           <w:strike w:val="0"/>
         </w:rPr>
-        <w:t>nothing</w:t>
+        <w:t>Plan 1</w:t>
       </w:r>
       <w:r>
         <w:rPr>
@@ -241,23 +215,7 @@
           <w:i w:val="0"/>
           <w:strike w:val="0"/>
         </w:rPr>
-        <w:t xml:space="preserve"> to the benefit formula. </w:t>
-      </w:r>
-      <w:r>
-        <w:rPr>
-          <w:b/>
-          <w:i w:val="0"/>
-          <w:strike w:val="0"/>
-        </w:rPr>
-        <w:t>Plan 1:</w:t>
-      </w:r>
-      <w:r>
-        <w:rPr>
-          <w:b w:val="0"/>
-          <w:i w:val="0"/>
-          <w:strike w:val="0"/>
-        </w:rPr>
-        <w:t xml:space="preserve"> counts toward the 30 years needed for unreduced retirement at 50 or later — </w:t>
+        <w:t xml:space="preserve"> — counts toward the 30 years for unreduced retirement at 50 or later: </w:t>
       </w:r>
       <w:r>
         <w:rPr>
@@ -281,7 +239,7 @@
           <w:i w:val="0"/>
           <w:strike w:val="0"/>
         </w:rPr>
-        <w:t>Plan 2:</w:t>
+        <w:t>Plan 2</w:t>
       </w:r>
       <w:r>
         <w:rPr>
@@ -289,7 +247,7 @@
           <w:i w:val="0"/>
           <w:strike w:val="0"/>
         </w:rPr>
-        <w:t xml:space="preserve"> one-for-one toward the Rule of 90 — </w:t>
+        <w:t xml:space="preserve"> — one-for-one toward the Rule of 90: </w:t>
       </w:r>
       <w:r>
         <w:rPr>
@@ -313,7 +271,7 @@
           <w:i w:val="0"/>
           <w:strike w:val="0"/>
         </w:rPr>
-        <w:t>four-year lifetime military cap</w:t>
+        <w:t>four-year military cap</w:t>
       </w:r>
       <w:r>
         <w:rPr>
@@ -321,7 +279,7 @@
           <w:i w:val="0"/>
           <w:strike w:val="0"/>
         </w:rPr>
-        <w:t>; never makes you older on paper. Full-value purchase at actuarial cost stays available.</w:t>
+        <w:t>.</w:t>
       </w:r>
     </w:p>
     <w:p>
@@ -331,7 +289,7 @@
           <w:i w:val="0"/>
           <w:strike w:val="0"/>
         </w:rPr>
-        <w:t>Protected</w:t>
+        <w:t>What it does and does not change.</w:t>
       </w:r>
       <w:r>
         <w:rPr>
@@ -339,7 +297,31 @@
           <w:i w:val="0"/>
           <w:strike w:val="0"/>
         </w:rPr>
-        <w:t xml:space="preserve"> by express exclusions plus six conforming amendments: vesting · benefit formula · AFC · PLOP · disability · death-in-service · group life · portability.</w:t>
+        <w:t xml:space="preserve"> It does </w:t>
+      </w:r>
+      <w:r>
+        <w:rPr>
+          <w:b/>
+          <w:i w:val="0"/>
+          <w:strike w:val="0"/>
+        </w:rPr>
+        <w:t>not</w:t>
+      </w:r>
+      <w:r>
+        <w:rPr>
+          <w:b w:val="0"/>
+          <w:i w:val="0"/>
+          <w:strike w:val="0"/>
+        </w:rPr>
+        <w:t xml:space="preserve"> increase benefit-calculation service, the pension formula, or any service-credit-based benefit — secured by express exclusions plus six conforming amendments. </w:t>
+      </w:r>
+      <w:r>
+        <w:rPr>
+          <w:b/>
+          <w:i w:val="0"/>
+          <w:strike w:val="0"/>
+        </w:rPr>
+        <w:t>Ordinary consequences of an earlier retirement date remain applicable.</w:t>
       </w:r>
     </w:p>
     <w:p>
@@ -349,7 +331,7 @@
           <w:i w:val="0"/>
           <w:strike w:val="0"/>
         </w:rPr>
-        <w:t>Not protected — say so first.</w:t>
+        <w:t>Say this first.</w:t>
       </w:r>
       <w:r>
         <w:rPr>
@@ -357,7 +339,7 @@
           <w:i w:val="0"/>
           <w:strike w:val="0"/>
         </w:rPr>
-        <w:t xml:space="preserve"> Retiring up to four years earlier starts the </w:t>
+        <w:t xml:space="preserve"> The </w:t>
       </w:r>
       <w:r>
         <w:rPr>
@@ -389,7 +371,7 @@
           <w:i w:val="0"/>
           <w:strike w:val="0"/>
         </w:rPr>
-        <w:t xml:space="preserve"> up to four years earlier. Both key off the retirement date, not service credit, so no exclusion clause reaches them — a real recurring cost on two separately funded trusts. Resolved October 20, 2026: </w:t>
+        <w:t xml:space="preserve"> follow the retirement date, so preventing earlier commencement would require separate statutory changes outside the bridge. Both begin up to four years earlier. Resolved October 20, 2026: the proposal </w:t>
       </w:r>
       <w:r>
         <w:rPr>
@@ -397,7 +379,7 @@
           <w:i w:val="0"/>
           <w:strike w:val="0"/>
         </w:rPr>
-        <w:t>accept and disclose</w:t>
+        <w:t>deliberately accepts and discloses</w:t>
       </w:r>
       <w:r>
         <w:rPr>
@@ -405,7 +387,7 @@
           <w:i w:val="0"/>
           <w:strike w:val="0"/>
         </w:rPr>
-        <w:t xml:space="preserve"> these rather than delay them, which would give veterans worse ancillary treatment than other early retirees.</w:t>
+        <w:t xml:space="preserve"> that commencement rather than adding separate delay provisions.</w:t>
       </w:r>
     </w:p>
     <w:p>
@@ -418,7 +400,7 @@
           <w:i w:val="0"/>
           <w:strike w:val="0"/>
         </w:rPr>
-        <w:t>Decisions resolved October 19–20, 2026 — all seven are settled</w:t>
+        <w:t>Decisions resolved October 19–20, 2026 — all principal policy questions settled</w:t>
       </w:r>
     </w:p>
     <w:p>
@@ -460,7 +442,7 @@
           <w:i w:val="0"/>
           <w:strike w:val="0"/>
         </w:rPr>
-        <w:t xml:space="preserve"> and disclosed; </w:t>
+        <w:t xml:space="preserve">; </w:t>
       </w:r>
       <w:r>
         <w:rPr>
@@ -484,7 +466,7 @@
           <w:i w:val="0"/>
           <w:strike w:val="0"/>
         </w:rPr>
-        <w:t>only if the member is still working at retirement</w:t>
+        <w:t>only if the member is still in service at retirement</w:t>
       </w:r>
       <w:r>
         <w:rPr>
@@ -508,7 +490,7 @@
           <w:i w:val="0"/>
           <w:strike w:val="0"/>
         </w:rPr>
-        <w:t xml:space="preserve">; and B 4 "resolution" public-safety employees </w:t>
+        <w:t xml:space="preserve">; and § 51.1-153 B 4 "resolution" public-safety employees who </w:t>
       </w:r>
       <w:r>
         <w:rPr>
@@ -516,7 +498,7 @@
           <w:i w:val="0"/>
           <w:strike w:val="0"/>
         </w:rPr>
-        <w:t>first hired on or after January 1, 2014 excluded</w:t>
+        <w:t>first entered the VRS-administered retirement system on or after the January 1, 2014 Hybrid transition</w:t>
       </w:r>
       <w:r>
         <w:rPr>
@@ -524,7 +506,23 @@
           <w:i w:val="0"/>
           <w:strike w:val="0"/>
         </w:rPr>
-        <w:t xml:space="preserve"> — so the covered group is </w:t>
+        <w:t xml:space="preserve"> are </w:t>
+      </w:r>
+      <w:r>
+        <w:rPr>
+          <w:b/>
+          <w:i w:val="0"/>
+          <w:strike w:val="0"/>
+        </w:rPr>
+        <w:t>excluded</w:t>
+      </w:r>
+      <w:r>
+        <w:rPr>
+          <w:b w:val="0"/>
+          <w:i w:val="0"/>
+          <w:strike w:val="0"/>
+        </w:rPr>
+        <w:t xml:space="preserve"> — so the group is </w:t>
       </w:r>
       <w:r>
         <w:rPr>
@@ -540,7 +538,23 @@
           <w:i w:val="0"/>
           <w:strike w:val="0"/>
         </w:rPr>
-        <w:t>.</w:t>
+        <w:t xml:space="preserve">. </w:t>
+      </w:r>
+      <w:r>
+        <w:rPr>
+          <w:b/>
+          <w:i w:val="0"/>
+          <w:strike w:val="0"/>
+        </w:rPr>
+        <w:t>One narrow question stays open:</w:t>
+      </w:r>
+      <w:r>
+        <w:rPr>
+          <w:b w:val="0"/>
+          <w:i w:val="0"/>
+          <w:strike w:val="0"/>
+        </w:rPr>
+        <w:t xml:space="preserve"> how the in-service-at-retirement requirement applies to approved leave or long-term disability.</w:t>
       </w:r>
     </w:p>
     <w:p>
@@ -550,7 +564,7 @@
           <w:i w:val="0"/>
           <w:strike w:val="0"/>
         </w:rPr>
-        <w:t>The PLOP trade-off, stated plainly.</w:t>
+        <w:t>The PLOP trade-off.</w:t>
       </w:r>
       <w:r>
         <w:rPr>
@@ -574,7 +588,7 @@
           <w:i w:val="0"/>
           <w:strike w:val="0"/>
         </w:rPr>
-        <w:t xml:space="preserve"> the date you first became eligible for an unreduced retirement, and the bill freezes that date as if the bridge did not exist. </w:t>
+        <w:t xml:space="preserve"> first unreduced eligibility, and the bill freezes that date as if the bridge did not exist. </w:t>
       </w:r>
       <w:r>
         <w:rPr>
@@ -582,7 +596,7 @@
           <w:i w:val="0"/>
           <w:strike w:val="0"/>
         </w:rPr>
-        <w:t>A member who buys bridge years and retires at the accelerated date will generally have no PLOP</w:t>
+        <w:t>A member who retires at the accelerated date will generally have no PLOP;</w:t>
       </w:r>
       <w:r>
         <w:rPr>
@@ -590,20 +604,7 @@
           <w:i w:val="0"/>
           <w:strike w:val="0"/>
         </w:rPr>
-        <w:t xml:space="preserve"> — no lump sum. One who works on to normal retirement age keeps PLOP in full. That is the deliberate price of leaving PLOP untouched; the bill requires VRS to say so in writing before a member signs.</w:t>
-      </w:r>
-    </w:p>
-    <w:p>
-      <w:pPr>
-        <w:pStyle w:val="Heading3"/>
-      </w:pPr>
-      <w:r>
-        <w:rPr>
-          <w:b w:val="0"/>
-          <w:i w:val="0"/>
-          <w:strike w:val="0"/>
-        </w:rPr>
-        <w:t>What to carry into the money committees</w:t>
+        <w:t xml:space="preserve"> one who works on keeps it in full. VRS must disclose this in writing before purchase.</w:t>
       </w:r>
     </w:p>
     <w:p>
@@ -613,7 +614,7 @@
           <w:i w:val="0"/>
           <w:strike w:val="0"/>
         </w:rPr>
-        <w:t>It costs money — lead with that.</w:t>
+        <w:t>Carry this into the money committees — it costs money, and lead with that.</w:t>
       </w:r>
       <w:r>
         <w:rPr>
@@ -621,7 +622,7 @@
           <w:i w:val="0"/>
           <w:strike w:val="0"/>
         </w:rPr>
-        <w:t xml:space="preserve"> The cost model (MOO-259) puts both halves on the record: the price recovers </w:t>
+        <w:t xml:space="preserve"> The price recovers </w:t>
       </w:r>
       <w:r>
         <w:rPr>
@@ -637,7 +638,7 @@
           <w:i w:val="0"/>
           <w:strike w:val="0"/>
         </w:rPr>
-        <w:t xml:space="preserve"> of what the acceleration is worth, reaching a </w:t>
+        <w:t xml:space="preserve"> of the acceleration's value. </w:t>
       </w:r>
       <w:r>
         <w:rPr>
@@ -645,7 +646,7 @@
           <w:i w:val="0"/>
           <w:strike w:val="0"/>
         </w:rPr>
-        <w:t>$341,065 subsidy</w:t>
+        <w:t>$341,065</w:t>
       </w:r>
       <w:r>
         <w:rPr>
@@ -653,7 +654,55 @@
           <w:i w:val="0"/>
           <w:strike w:val="0"/>
         </w:rPr>
-        <w:t xml:space="preserve"> for the maximum-acceleration Plan 1 member, while the employer rate impact is </w:t>
+        <w:t xml:space="preserve"> is the </w:t>
+      </w:r>
+      <w:r>
+        <w:rPr>
+          <w:b/>
+          <w:i w:val="0"/>
+          <w:strike w:val="0"/>
+        </w:rPr>
+        <w:t>maximum modeled net value above the member purchase price under the frozen-service/subsidy scenario</w:t>
+      </w:r>
+      <w:r>
+        <w:rPr>
+          <w:b w:val="0"/>
+          <w:i w:val="0"/>
+          <w:strike w:val="0"/>
+        </w:rPr>
+        <w:t xml:space="preserve"> — the most favorable single profile, </w:t>
+      </w:r>
+      <w:r>
+        <w:rPr>
+          <w:b/>
+          <w:i w:val="0"/>
+          <w:strike w:val="0"/>
+        </w:rPr>
+        <w:t>not</w:t>
+      </w:r>
+      <w:r>
+        <w:rPr>
+          <w:b w:val="0"/>
+          <w:i w:val="0"/>
+          <w:strike w:val="0"/>
+        </w:rPr>
+        <w:t xml:space="preserve"> a cost per veteran; members who would otherwise have worked on to unreduced eligibility </w:t>
+      </w:r>
+      <w:r>
+        <w:rPr>
+          <w:b/>
+          <w:i w:val="0"/>
+          <w:strike w:val="0"/>
+        </w:rPr>
+        <w:t>overpay</w:t>
+      </w:r>
+      <w:r>
+        <w:rPr>
+          <w:b w:val="0"/>
+          <w:i w:val="0"/>
+          <w:strike w:val="0"/>
+        </w:rPr>
+        <w:t xml:space="preserve"> in every modeled work-to-eligibility case. Employer rate impact is </w:t>
       </w:r>
       <w:r>
         <w:rPr>
@@ -717,7 +766,7 @@
           <w:i w:val="0"/>
           <w:strike w:val="0"/>
         </w:rPr>
-        <w:t xml:space="preserve"> Carry both: "no cost" will be contradicted by the Board's § 30-19.1:7 statement, and "$341,000 per veteran" without the denominator kills the bill. Frame it as a </w:t>
+        <w:t xml:space="preserve"> That is the </w:t>
       </w:r>
       <w:r>
         <w:rPr>
@@ -725,7 +774,15 @@
           <w:i w:val="0"/>
           <w:strike w:val="0"/>
         </w:rPr>
-        <w:t>deliberate, quantified subsidy for a small and closing population, costing employers under one basis point.</w:t>
+        <w:t>modeled retirement-plan employer contribution impact and excludes the separately funded health insurance credit and COLA effects, including unquantified COLA exposure.</w:t>
+      </w:r>
+      <w:r>
+        <w:rPr>
+          <w:b w:val="0"/>
+          <w:i w:val="0"/>
+          <w:strike w:val="0"/>
+        </w:rPr>
+        <w:t xml:space="preserve"> Carry both halves: "no cost" will be contradicted by the Board's § 30-19.1:7 statement.</w:t>
       </w:r>
     </w:p>
     <w:p>
@@ -735,7 +792,7 @@
           <w:i w:val="0"/>
           <w:strike w:val="0"/>
         </w:rPr>
-        <w:t>Manage this expectation with members: career military retirees are generally shut out.</w:t>
+        <w:t>Career military retirees are generally shut out — manage this expectation.</w:t>
       </w:r>
       <w:r>
         <w:rPr>
@@ -743,7 +800,7 @@
           <w:i w:val="0"/>
           <w:strike w:val="0"/>
         </w:rPr>
-        <w:t xml:space="preserve"> The bill inherits the bar on buying service already counted in another retirement allowance, which includes military retired pay; Reserve and Guard service is protected by federal law. The realistic beneficiary is the veteran who separated </w:t>
+        <w:t xml:space="preserve"> The bill inherits the bar on buying service counted in another retirement allowance, which includes military retired pay. Federal law protects qualifying service associated with </w:t>
       </w:r>
       <w:r>
         <w:rPr>
@@ -751,7 +808,7 @@
           <w:i w:val="0"/>
           <w:strike w:val="0"/>
         </w:rPr>
-        <w:t>without</w:t>
+        <w:t>non-regular Reserve-component retired pay</w:t>
       </w:r>
       <w:r>
         <w:rPr>
@@ -759,17 +816,15 @@
           <w:i w:val="0"/>
           <w:strike w:val="0"/>
         </w:rPr>
-        <w:t xml:space="preserve"> retirement-eligible service — not the 20-year retiree, whom members will assume is covered.</w:t>
+        <w:t xml:space="preserve"> under </w:t>
       </w:r>
-    </w:p>
-    <w:p>
       <w:r>
         <w:rPr>
           <w:b/>
           <w:i w:val="0"/>
           <w:strike w:val="0"/>
         </w:rPr>
-        <w:t>Status: settled on policy; two items close before a patron.</w:t>
+        <w:t>10 U.S.C. chapter 1223</w:t>
       </w:r>
       <w:r>
         <w:rPr>
@@ -777,7 +832,7 @@
           <w:i w:val="0"/>
           <w:strike w:val="0"/>
         </w:rPr>
-        <w:t xml:space="preserve"> Obtain the Board's mandatory </w:t>
+        <w:t xml:space="preserve">; whether </w:t>
       </w:r>
       <w:r>
         <w:rPr>
@@ -785,7 +840,7 @@
           <w:i w:val="0"/>
           <w:strike w:val="0"/>
         </w:rPr>
-        <w:t>§ 30-19.1:7</w:t>
+        <w:t>§ 12736</w:t>
       </w:r>
       <w:r>
         <w:rPr>
@@ -793,7 +848,7 @@
           <w:i w:val="0"/>
           <w:strike w:val="0"/>
         </w:rPr>
-        <w:t xml:space="preserve"> statement — our cost model is illustrative, </w:t>
+        <w:t xml:space="preserve"> applies to this bridge is </w:t>
       </w:r>
       <w:r>
         <w:rPr>
@@ -801,7 +856,7 @@
           <w:i w:val="0"/>
           <w:strike w:val="0"/>
         </w:rPr>
-        <w:t>not</w:t>
+        <w:t>subject to counsel confirmation</w:t>
       </w:r>
       <w:r>
         <w:rPr>
@@ -809,7 +864,117 @@
           <w:i w:val="0"/>
           <w:strike w:val="0"/>
         </w:rPr>
-        <w:t xml:space="preserve"> a substitute — and put the federal tax questions to counsel.</w:t>
+        <w:t>.</w:t>
+      </w:r>
+    </w:p>
+    <w:p>
+      <w:pPr>
+        <w:pStyle w:val="Heading3"/>
+      </w:pPr>
+      <w:r>
+        <w:rPr>
+          <w:b w:val="0"/>
+          <w:i w:val="0"/>
+          <w:strike w:val="0"/>
+        </w:rPr>
+        <w:t>Before external or patron use, five items must close</w:t>
+      </w:r>
+    </w:p>
+    <w:p>
+      <w:pPr>
+        <w:pStyle w:val="ListNumber"/>
+      </w:pPr>
+      <w:r>
+        <w:rPr>
+          <w:b/>
+          <w:i w:val="0"/>
+          <w:strike w:val="0"/>
+        </w:rPr>
+        <w:t>Fiscal model re-run against bill version 1.2</w:t>
+      </w:r>
+      <w:r>
+        <w:rPr>
+          <w:b w:val="0"/>
+          <w:i w:val="0"/>
+          <w:strike w:val="0"/>
+        </w:rPr>
+        <w:t xml:space="preserve"> — complete for version 1.1 only.</w:t>
+      </w:r>
+    </w:p>
+    <w:p>
+      <w:pPr>
+        <w:pStyle w:val="ListNumber"/>
+      </w:pPr>
+      <w:r>
+        <w:rPr>
+          <w:b/>
+          <w:i w:val="0"/>
+          <w:strike w:val="0"/>
+        </w:rPr>
+        <w:t>Outstanding source verifications completed</w:t>
+      </w:r>
+      <w:r>
+        <w:rPr>
+          <w:b w:val="0"/>
+          <w:i w:val="0"/>
+          <w:strike w:val="0"/>
+        </w:rPr>
+        <w:t xml:space="preserve"> — 2026 c. 563 clauses; LIS full-text search.</w:t>
+      </w:r>
+    </w:p>
+    <w:p>
+      <w:pPr>
+        <w:pStyle w:val="ListNumber"/>
+      </w:pPr>
+      <w:r>
+        <w:rPr>
+          <w:b/>
+          <w:i w:val="0"/>
+          <w:strike w:val="0"/>
+        </w:rPr>
+        <w:t>Federal tax review by veterans' legal counsel</w:t>
+      </w:r>
+      <w:r>
+        <w:rPr>
+          <w:b w:val="0"/>
+          <w:i w:val="0"/>
+          <w:strike w:val="0"/>
+        </w:rPr>
+        <w:t xml:space="preserve"> — IRC §§ 415(n), 415(c); 10 U.S.C. § 12736.</w:t>
+      </w:r>
+    </w:p>
+    <w:p>
+      <w:pPr>
+        <w:pStyle w:val="ListNumber"/>
+      </w:pPr>
+      <w:r>
+        <w:rPr>
+          <w:b/>
+          <w:i w:val="0"/>
+          <w:strike w:val="0"/>
+        </w:rPr>
+        <w:t>Approved-leave / long-term-disability question resolved or expressly deferred.</w:t>
+      </w:r>
+    </w:p>
+    <w:p>
+      <w:pPr>
+        <w:pStyle w:val="ListNumber"/>
+      </w:pPr>
+      <w:r>
+        <w:rPr>
+          <w:b/>
+          <w:i w:val="0"/>
+          <w:strike w:val="0"/>
+        </w:rPr>
+        <w:t>VRS § 30-19.1:7 impact statement at the appropriate stage</w:t>
+      </w:r>
+      <w:r>
+        <w:rPr>
+          <w:b w:val="0"/>
+          <w:i w:val="0"/>
+          <w:strike w:val="0"/>
+        </w:rPr>
+        <w:t xml:space="preserve"> — our model is no substitute.</w:t>
       </w:r>
     </w:p>
     <w:p>
@@ -819,7 +984,7 @@
           <w:i/>
           <w:strike w:val="0"/>
         </w:rPr>
-        <w:t>Prepared by Policy Development Team using legal, policy, and financial analysis tools, pending review by veterans' legal counsel. Statutory text verified against the Code of Virginia, October 20, 2026.</w:t>
+        <w:t>Prepared by Policy Development Team using legal, policy, and financial analysis tools, pending review by veterans' legal counsel. Code of Virginia verified October 20, 2026.</w:t>
       </w:r>
     </w:p>
     <w:sectPr>

--- a/legislation/military-service-retirement-bridge/03-jlc-one-page-brief.docx
+++ b/legislation/military-service-retirement-bridge/03-jlc-one-page-brief.docx
@@ -67,15 +67,7 @@
           <w:i w:val="0"/>
           <w:strike w:val="0"/>
         </w:rPr>
-        <w:t>eligibility benefit, not a pension-accrual benefit</w:t>
-      </w:r>
-      <w:r>
-        <w:rPr>
-          <w:b w:val="0"/>
-          <w:i w:val="0"/>
-          <w:strike w:val="0"/>
-        </w:rPr>
-        <w:t>.</w:t>
+        <w:t>eligibility benefit, not pension accrual.</w:t>
       </w:r>
     </w:p>
     <w:p>
@@ -109,7 +101,7 @@
           <w:i w:val="0"/>
           <w:strike w:val="0"/>
         </w:rPr>
-        <w:t xml:space="preserve"> from hire to buy up to four years of active duty military service at approximate normal cost — for ordinary non-hazardous members, 12.50% of pay per year in Plan 1, 10.74% in Plan 2. After that the same years cost </w:t>
+        <w:t xml:space="preserve"> from hire to buy up to four years of active duty service at approximate normal cost — for ordinary non-hazardous members, 12.50% of pay a year in Plan 1, 10.74% in Plan 2. After that the same years cost </w:t>
       </w:r>
       <w:r>
         <w:rPr>
@@ -125,7 +117,7 @@
           <w:i w:val="0"/>
           <w:strike w:val="0"/>
         </w:rPr>
-        <w:t xml:space="preserve">, several times higher. The low-cost window falls early in a career, when disposable income is often lower and retirement eligibility is remote; the 52-year-old three years short is priced out. </w:t>
+        <w:t xml:space="preserve">, several times more. That window falls early in a career, when income is often lower and retirement remote; the 52-year-old three years short is priced out. </w:t>
       </w:r>
       <w:r>
         <w:rPr>
@@ -255,7 +247,7 @@
           <w:i/>
           <w:strike w:val="0"/>
         </w:rPr>
-        <w:t>age 58 + 28 years + 4 bridge years = 90, two years early, benefit still on 28 years.</w:t>
+        <w:t>age 58 + 28 + 4 bridge years = 90, two years early, benefit still on 28 years.</w:t>
       </w:r>
       <w:r>
         <w:rPr>
@@ -263,7 +255,7 @@
           <w:i w:val="0"/>
           <w:strike w:val="0"/>
         </w:rPr>
-        <w:t xml:space="preserve"> Capped at the shortfall and at the acceleration achievable; inside the existing </w:t>
+        <w:t xml:space="preserve"> Capped at the shortfall and achievable acceleration; inside the </w:t>
       </w:r>
       <w:r>
         <w:rPr>
@@ -289,7 +281,7 @@
           <w:i w:val="0"/>
           <w:strike w:val="0"/>
         </w:rPr>
-        <w:t>What it does and does not change.</w:t>
+        <w:t>What it does not change, and what it does.</w:t>
       </w:r>
       <w:r>
         <w:rPr>
@@ -313,7 +305,7 @@
           <w:i w:val="0"/>
           <w:strike w:val="0"/>
         </w:rPr>
-        <w:t xml:space="preserve"> increase benefit-calculation service, the pension formula, or any service-credit-based benefit — secured by express exclusions plus six conforming amendments. </w:t>
+        <w:t xml:space="preserve"> increase benefit-calculation service, the pension formula, or any service-credit-based benefit, secured by express exclusions plus six conforming amendments. </w:t>
       </w:r>
       <w:r>
         <w:rPr>
@@ -321,17 +313,7 @@
           <w:i w:val="0"/>
           <w:strike w:val="0"/>
         </w:rPr>
-        <w:t>Ordinary consequences of an earlier retirement date remain applicable.</w:t>
-      </w:r>
-    </w:p>
-    <w:p>
-      <w:r>
-        <w:rPr>
-          <w:b/>
-          <w:i w:val="0"/>
-          <w:strike w:val="0"/>
-        </w:rPr>
-        <w:t>Say this first.</w:t>
+        <w:t>But ordinary consequences of an earlier retirement date remain applicable — say this first.</w:t>
       </w:r>
       <w:r>
         <w:rPr>
@@ -355,7 +337,7 @@
           <w:i w:val="0"/>
           <w:strike w:val="0"/>
         </w:rPr>
-        <w:t xml:space="preserve"> and the </w:t>
+        <w:t xml:space="preserve"> and </w:t>
       </w:r>
       <w:r>
         <w:rPr>
@@ -371,7 +353,7 @@
           <w:i w:val="0"/>
           <w:strike w:val="0"/>
         </w:rPr>
-        <w:t xml:space="preserve"> follow the retirement date, so preventing earlier commencement would require separate statutory changes outside the bridge. Both begin up to four years earlier. Resolved October 20, 2026: the proposal </w:t>
+        <w:t xml:space="preserve"> follow the retirement date, so preventing earlier commencement would need separate statutory changes outside the bridge; both begin up to four years earlier, group life steps down earlier, and retiring ends death-in-service coverage. Resolved October 20: </w:t>
       </w:r>
       <w:r>
         <w:rPr>
@@ -379,15 +361,7 @@
           <w:i w:val="0"/>
           <w:strike w:val="0"/>
         </w:rPr>
-        <w:t>deliberately accepts and discloses</w:t>
-      </w:r>
-      <w:r>
-        <w:rPr>
-          <w:b w:val="0"/>
-          <w:i w:val="0"/>
-          <w:strike w:val="0"/>
-        </w:rPr>
-        <w:t xml:space="preserve"> that commencement rather than adding separate delay provisions.</w:t>
+        <w:t>accept and disclose.</w:t>
       </w:r>
     </w:p>
     <w:p>
@@ -400,7 +374,7 @@
           <w:i w:val="0"/>
           <w:strike w:val="0"/>
         </w:rPr>
-        <w:t>Decisions resolved October 19–20, 2026 — all principal policy questions settled</w:t>
+        <w:t>Decisions resolved October 19–20, 2026; independent review integrated</w:t>
       </w:r>
     </w:p>
     <w:p>
@@ -426,7 +400,7 @@
           <w:i w:val="0"/>
           <w:strike w:val="0"/>
         </w:rPr>
-        <w:t xml:space="preserve"> covered (Plan 1/Plan 2 only); no retired-pay-bar exception; </w:t>
+        <w:t xml:space="preserve"> covered (Plan 1/Plan 2 only); </w:t>
       </w:r>
       <w:r>
         <w:rPr>
@@ -466,7 +440,7 @@
           <w:i w:val="0"/>
           <w:strike w:val="0"/>
         </w:rPr>
-        <w:t>only if the member is still in service at retirement</w:t>
+        <w:t>only if the member retires directly from service</w:t>
       </w:r>
       <w:r>
         <w:rPr>
@@ -474,7 +448,7 @@
           <w:i w:val="0"/>
           <w:strike w:val="0"/>
         </w:rPr>
-        <w:t xml:space="preserve">, closing a buy-resign-defer loophole worth ~15 years; health insurance credit and COLA costs </w:t>
+        <w:t xml:space="preserve">, closing a buy-resign-defer path worth ~15 years; HIC and COLA costs </w:t>
       </w:r>
       <w:r>
         <w:rPr>
@@ -490,7 +464,7 @@
           <w:i w:val="0"/>
           <w:strike w:val="0"/>
         </w:rPr>
-        <w:t xml:space="preserve">; and § 51.1-153 B 4 "resolution" public-safety employees who </w:t>
+        <w:t xml:space="preserve">; § 51.1-153 B 4 public-safety employees entering VRS </w:t>
       </w:r>
       <w:r>
         <w:rPr>
@@ -498,7 +472,7 @@
           <w:i w:val="0"/>
           <w:strike w:val="0"/>
         </w:rPr>
-        <w:t>first entered the VRS-administered retirement system on or after the January 1, 2014 Hybrid transition</w:t>
+        <w:t>on or after January 1, 2014</w:t>
       </w:r>
       <w:r>
         <w:rPr>
@@ -522,7 +496,7 @@
           <w:i w:val="0"/>
           <w:strike w:val="0"/>
         </w:rPr>
-        <w:t xml:space="preserve"> — so the group is </w:t>
+        <w:t xml:space="preserve">. Call the group </w:t>
       </w:r>
       <w:r>
         <w:rPr>
@@ -530,7 +504,7 @@
           <w:i w:val="0"/>
           <w:strike w:val="0"/>
         </w:rPr>
-        <w:t>closed and shrinking</w:t>
+        <w:t>substantially closing</w:t>
       </w:r>
       <w:r>
         <w:rPr>
@@ -538,7 +512,7 @@
           <w:i w:val="0"/>
           <w:strike w:val="0"/>
         </w:rPr>
-        <w:t xml:space="preserve">. </w:t>
+        <w:t xml:space="preserve">, not "closed and shrinking." </w:t>
       </w:r>
       <w:r>
         <w:rPr>
@@ -546,7 +520,7 @@
           <w:i w:val="0"/>
           <w:strike w:val="0"/>
         </w:rPr>
-        <w:t>One narrow question stays open:</w:t>
+        <w:t>Open:</w:t>
       </w:r>
       <w:r>
         <w:rPr>
@@ -554,7 +528,31 @@
           <w:i w:val="0"/>
           <w:strike w:val="0"/>
         </w:rPr>
-        <w:t xml:space="preserve"> how the in-service-at-retirement requirement applies to approved leave or long-term disability.</w:t>
+        <w:t xml:space="preserve"> whether approved leave counts as remaining in service. </w:t>
+      </w:r>
+      <w:r>
+        <w:rPr>
+          <w:b/>
+          <w:i w:val="0"/>
+          <w:strike w:val="0"/>
+        </w:rPr>
+        <w:t>Career military retirees are generally shut out — manage this:</w:t>
+      </w:r>
+      <w:r>
+        <w:rPr>
+          <w:b w:val="0"/>
+          <w:i w:val="0"/>
+          <w:strike w:val="0"/>
+        </w:rPr>
+        <w:t xml:space="preserve"> the bill inherits the bar on buying service counted in another retirement allowance, including military retired pay. </w:t>
+      </w:r>
+      <w:r>
+        <w:rPr>
+          <w:b/>
+          <w:i w:val="0"/>
+          <w:strike w:val="0"/>
+        </w:rPr>
+        <w:t>10 U.S.C. § 12736 does not preempt this bill.</w:t>
       </w:r>
     </w:p>
     <w:p>
@@ -572,7 +570,7 @@
           <w:i w:val="0"/>
           <w:strike w:val="0"/>
         </w:rPr>
-        <w:t xml:space="preserve"> PLOP eligibility depends on service performed </w:t>
+        <w:t xml:space="preserve"> PLOP runs on service performed </w:t>
       </w:r>
       <w:r>
         <w:rPr>
@@ -588,7 +586,7 @@
           <w:i w:val="0"/>
           <w:strike w:val="0"/>
         </w:rPr>
-        <w:t xml:space="preserve"> first unreduced eligibility, and the bill freezes that date as if the bridge did not exist. </w:t>
+        <w:t xml:space="preserve"> first unreduced eligibility, and the bill freezes that date as if the bridge did not exist, so </w:t>
       </w:r>
       <w:r>
         <w:rPr>
@@ -596,7 +594,7 @@
           <w:i w:val="0"/>
           <w:strike w:val="0"/>
         </w:rPr>
-        <w:t>A member who retires at the accelerated date will generally have no PLOP;</w:t>
+        <w:t>a member retiring at the accelerated date will generally have no PLOP;</w:t>
       </w:r>
       <w:r>
         <w:rPr>
@@ -604,7 +602,7 @@
           <w:i w:val="0"/>
           <w:strike w:val="0"/>
         </w:rPr>
-        <w:t xml:space="preserve"> one who works on keeps it in full. VRS must disclose this in writing before purchase.</w:t>
+        <w:t xml:space="preserve"> one who works on keeps it in full.</w:t>
       </w:r>
     </w:p>
     <w:p>
@@ -662,7 +660,7 @@
           <w:i w:val="0"/>
           <w:strike w:val="0"/>
         </w:rPr>
-        <w:t>maximum modeled net value above the member purchase price under the frozen-service/subsidy scenario</w:t>
+        <w:t>modeled net value above the purchase price in the single most favorable published profile</w:t>
       </w:r>
       <w:r>
         <w:rPr>
@@ -670,7 +668,7 @@
           <w:i w:val="0"/>
           <w:strike w:val="0"/>
         </w:rPr>
-        <w:t xml:space="preserve"> — the most favorable single profile, </w:t>
+        <w:t xml:space="preserve"> — not a cost per veteran, and not a maximum (the cell grid reaches ~$419,000). Employer rate impact is </w:t>
       </w:r>
       <w:r>
         <w:rPr>
@@ -678,7 +676,7 @@
           <w:i w:val="0"/>
           <w:strike w:val="0"/>
         </w:rPr>
-        <w:t>not</w:t>
+        <w:t>0.19 bp combined</w:t>
       </w:r>
       <w:r>
         <w:rPr>
@@ -686,39 +684,7 @@
           <w:i w:val="0"/>
           <w:strike w:val="0"/>
         </w:rPr>
-        <w:t xml:space="preserve"> a cost per veteran; members who would otherwise have worked on to unreduced eligibility </w:t>
-      </w:r>
-      <w:r>
-        <w:rPr>
-          <w:b/>
-          <w:i w:val="0"/>
-          <w:strike w:val="0"/>
-        </w:rPr>
-        <w:t>overpay</w:t>
-      </w:r>
-      <w:r>
-        <w:rPr>
-          <w:b w:val="0"/>
-          <w:i w:val="0"/>
-          <w:strike w:val="0"/>
-        </w:rPr>
-        <w:t xml:space="preserve"> in every modeled work-to-eligibility case. Employer rate impact is </w:t>
-      </w:r>
-      <w:r>
-        <w:rPr>
-          <w:b/>
-          <w:i w:val="0"/>
-          <w:strike w:val="0"/>
-        </w:rPr>
-        <w:t>0.19 basis points combined</w:t>
-      </w:r>
-      <w:r>
-        <w:rPr>
-          <w:b w:val="0"/>
-          <w:i w:val="0"/>
-          <w:strike w:val="0"/>
-        </w:rPr>
-        <w:t xml:space="preserve"> over FY2029–FY2038 — ~</w:t>
+        <w:t xml:space="preserve"> over FY2029–FY2038, from ~</w:t>
       </w:r>
       <w:r>
         <w:rPr>
@@ -742,7 +708,7 @@
           <w:i w:val="0"/>
           <w:strike w:val="0"/>
         </w:rPr>
-        <w:t>$26.05 billion</w:t>
+        <w:t>$26.05bn</w:t>
       </w:r>
       <w:r>
         <w:rPr>
@@ -786,88 +752,6 @@
       </w:r>
     </w:p>
     <w:p>
-      <w:r>
-        <w:rPr>
-          <w:b/>
-          <w:i w:val="0"/>
-          <w:strike w:val="0"/>
-        </w:rPr>
-        <w:t>Career military retirees are generally shut out — manage this expectation.</w:t>
-      </w:r>
-      <w:r>
-        <w:rPr>
-          <w:b w:val="0"/>
-          <w:i w:val="0"/>
-          <w:strike w:val="0"/>
-        </w:rPr>
-        <w:t xml:space="preserve"> The bill inherits the bar on buying service counted in another retirement allowance, which includes military retired pay. Federal law protects qualifying service associated with </w:t>
-      </w:r>
-      <w:r>
-        <w:rPr>
-          <w:b/>
-          <w:i w:val="0"/>
-          <w:strike w:val="0"/>
-        </w:rPr>
-        <w:t>non-regular Reserve-component retired pay</w:t>
-      </w:r>
-      <w:r>
-        <w:rPr>
-          <w:b w:val="0"/>
-          <w:i w:val="0"/>
-          <w:strike w:val="0"/>
-        </w:rPr>
-        <w:t xml:space="preserve"> under </w:t>
-      </w:r>
-      <w:r>
-        <w:rPr>
-          <w:b/>
-          <w:i w:val="0"/>
-          <w:strike w:val="0"/>
-        </w:rPr>
-        <w:t>10 U.S.C. chapter 1223</w:t>
-      </w:r>
-      <w:r>
-        <w:rPr>
-          <w:b w:val="0"/>
-          <w:i w:val="0"/>
-          <w:strike w:val="0"/>
-        </w:rPr>
-        <w:t xml:space="preserve">; whether </w:t>
-      </w:r>
-      <w:r>
-        <w:rPr>
-          <w:b/>
-          <w:i w:val="0"/>
-          <w:strike w:val="0"/>
-        </w:rPr>
-        <w:t>§ 12736</w:t>
-      </w:r>
-      <w:r>
-        <w:rPr>
-          <w:b w:val="0"/>
-          <w:i w:val="0"/>
-          <w:strike w:val="0"/>
-        </w:rPr>
-        <w:t xml:space="preserve"> applies to this bridge is </w:t>
-      </w:r>
-      <w:r>
-        <w:rPr>
-          <w:b/>
-          <w:i w:val="0"/>
-          <w:strike w:val="0"/>
-        </w:rPr>
-        <w:t>subject to counsel confirmation</w:t>
-      </w:r>
-      <w:r>
-        <w:rPr>
-          <w:b w:val="0"/>
-          <w:i w:val="0"/>
-          <w:strike w:val="0"/>
-        </w:rPr>
-        <w:t>.</w:t>
-      </w:r>
-    </w:p>
-    <w:p>
       <w:pPr>
         <w:pStyle w:val="Heading3"/>
       </w:pPr>
@@ -877,7 +761,49 @@
           <w:i w:val="0"/>
           <w:strike w:val="0"/>
         </w:rPr>
-        <w:t>Before external or patron use, five items must close</w:t>
+        <w:t xml:space="preserve">Before external or patron use, five items must close — and the target is the </w:t>
+      </w:r>
+      <w:r>
+        <w:rPr>
+          <w:b/>
+          <w:i w:val="0"/>
+          <w:strike w:val="0"/>
+        </w:rPr>
+        <w:t>2028</w:t>
+      </w:r>
+      <w:r>
+        <w:rPr>
+          <w:b w:val="0"/>
+          <w:i w:val="0"/>
+          <w:strike w:val="0"/>
+        </w:rPr>
+        <w:t xml:space="preserve"> session</w:t>
+      </w:r>
+    </w:p>
+    <w:p>
+      <w:r>
+        <w:rPr>
+          <w:b w:val="0"/>
+          <w:i/>
+          <w:strike w:val="0"/>
+        </w:rPr>
+        <w:t xml:space="preserve">The Council's gates (Legislative Committee late April, full Council mid-June) closed for 2027 in June 2026; a patron may still introduce independently. The chokepoint is </w:t>
+      </w:r>
+      <w:r>
+        <w:rPr>
+          <w:b w:val="0"/>
+          <w:i/>
+          <w:strike w:val="0"/>
+        </w:rPr>
+        <w:t>House Appropriations' Compensation and Retirement Subcommittee</w:t>
+      </w:r>
+      <w:r>
+        <w:rPr>
+          <w:b w:val="0"/>
+          <w:i/>
+          <w:strike w:val="0"/>
+        </w:rPr>
+        <w:t>, where the closest analogue died 8-Y 0-N.</w:t>
       </w:r>
     </w:p>
     <w:p>
@@ -890,7 +816,7 @@
           <w:i w:val="0"/>
           <w:strike w:val="0"/>
         </w:rPr>
-        <w:t>Fiscal model re-run against bill version 1.2</w:t>
+        <w:t>Fiscal model re-run against the bill as introduced</w:t>
       </w:r>
       <w:r>
         <w:rPr>
@@ -898,20 +824,15 @@
           <w:i w:val="0"/>
           <w:strike w:val="0"/>
         </w:rPr>
-        <w:t xml:space="preserve"> — complete for version 1.1 only.</w:t>
+        <w:t xml:space="preserve"> — complete for version 1.1 only; </w:t>
       </w:r>
-    </w:p>
-    <w:p>
-      <w:pPr>
-        <w:pStyle w:val="ListNumber"/>
-      </w:pPr>
       <w:r>
         <w:rPr>
           <w:b/>
           <w:i w:val="0"/>
           <w:strike w:val="0"/>
         </w:rPr>
-        <w:t>Outstanding source verifications completed</w:t>
+        <w:t>source verifications</w:t>
       </w:r>
       <w:r>
         <w:rPr>
@@ -919,7 +840,7 @@
           <w:i w:val="0"/>
           <w:strike w:val="0"/>
         </w:rPr>
-        <w:t xml:space="preserve"> — 2026 c. 563 clauses; LIS full-text search.</w:t>
+        <w:t xml:space="preserve"> (2026 c. 563 clauses; LIS search).</w:t>
       </w:r>
     </w:p>
     <w:p>
@@ -940,7 +861,23 @@
           <w:i w:val="0"/>
           <w:strike w:val="0"/>
         </w:rPr>
-        <w:t xml:space="preserve"> — IRC §§ 415(n), 415(c); 10 U.S.C. § 12736.</w:t>
+        <w:t xml:space="preserve"> — IRC §§ 415(n), 415(c). The live exposure is </w:t>
+      </w:r>
+      <w:r>
+        <w:rPr>
+          <w:b/>
+          <w:i w:val="0"/>
+          <w:strike w:val="0"/>
+        </w:rPr>
+        <w:t>loss of 403(b)/457(b) trustee-to-trustee funding</w:t>
+      </w:r>
+      <w:r>
+        <w:rPr>
+          <w:b w:val="0"/>
+          <w:i w:val="0"/>
+          <w:strike w:val="0"/>
+        </w:rPr>
+        <w:t>, which decides who can afford to buy.</w:t>
       </w:r>
     </w:p>
     <w:p>
@@ -953,7 +890,31 @@
           <w:i w:val="0"/>
           <w:strike w:val="0"/>
         </w:rPr>
-        <w:t>Approved-leave / long-term-disability question resolved or expressly deferred.</w:t>
+        <w:t>Approved-leave question resolved or expressly deferred</w:t>
+      </w:r>
+      <w:r>
+        <w:rPr>
+          <w:b w:val="0"/>
+          <w:i w:val="0"/>
+          <w:strike w:val="0"/>
+        </w:rPr>
+        <w:t xml:space="preserve"> — one clause either way; the long-term-disability half is a </w:t>
+      </w:r>
+      <w:r>
+        <w:rPr>
+          <w:b/>
+          <w:i w:val="0"/>
+          <w:strike w:val="0"/>
+        </w:rPr>
+        <w:t>VRS confirmation</w:t>
+      </w:r>
+      <w:r>
+        <w:rPr>
+          <w:b w:val="0"/>
+          <w:i w:val="0"/>
+          <w:strike w:val="0"/>
+        </w:rPr>
+        <w:t xml:space="preserve"> item, not a Council decision.</w:t>
       </w:r>
     </w:p>
     <w:p>
@@ -978,13 +939,34 @@
       </w:r>
     </w:p>
     <w:p>
+      <w:pPr>
+        <w:pStyle w:val="ListNumber"/>
+      </w:pPr>
+      <w:r>
+        <w:rPr>
+          <w:b/>
+          <w:i w:val="0"/>
+          <w:strike w:val="0"/>
+        </w:rPr>
+        <w:t>Introducible form, plus two DLS drafting questions</w:t>
+      </w:r>
+      <w:r>
+        <w:rPr>
+          <w:b w:val="0"/>
+          <w:i w:val="0"/>
+          <w:strike w:val="0"/>
+        </w:rPr>
+        <w:t xml:space="preserve"> — amended sections reenacted at length (Va. Const. art. IV, § 12); the B 4 deficit-formula instrument; the § 51.1-155 sunset collision.</w:t>
+      </w:r>
+    </w:p>
+    <w:p>
       <w:r>
         <w:rPr>
           <w:b w:val="0"/>
           <w:i/>
           <w:strike w:val="0"/>
         </w:rPr>
-        <w:t>Prepared by Policy Development Team using legal, policy, and financial analysis tools, pending review by veterans' legal counsel. Code of Virginia verified October 20, 2026.</w:t>
+        <w:t>Prepared by Policy Development Team using legal, policy, and financial analysis tools, pending review by veterans' legal counsel.</w:t>
       </w:r>
     </w:p>
     <w:sectPr>
